--- a/blog/article.docx
+++ b/blog/article.docx
@@ -14,9 +14,7 @@
           <w:color w:val="1A1A2E"/>
           <w:sz w:val="44"/>
         </w:rPr>
-        <w:t>「日本酒ランキング上位は本当に</w:t>
-        <w:br/>
-        <w:t>甘口で芳醇なのか？」</w:t>
+        <w:t>「"辛口がいい酒"の時代は終わったか？」</w:t>
       </w:r>
     </w:p>
     <w:p>
@@ -31,16 +29,15 @@
           <w:color w:val="646464"/>
           <w:sz w:val="20"/>
         </w:rPr>
-        <w:t>― 18万件のレビューと140年の出版データで検証してみた</w:t>
+        <w:t>― 140年分のデータが示す意外な答え</w:t>
       </w:r>
     </w:p>
     <w:p>
       <w:r>
         <w:rPr>
           <w:rFonts w:ascii="Yu Gothic" w:hAnsi="Yu Gothic"/>
-          <w:b w:val="0"/>
         </w:rPr>
-        <w:t>SAKETIMEの日本酒ランキング5,386銘柄・約18万件のレビュー、国立国会図書館の出版物データ、Google Trendsの検索データを横断分析し、日本酒の味わいトレンドの変遷を浮き彫りにする。</w:t>
+        <w:t>「日本酒は辛口がうまい」―― 居酒屋でもよく聞くこのフレーズ。しかし最近、日本酒レビューサイトのランキング上位を占めるのは甘口でフルーティな銘柄ばかりだ。辛口の時代は本当に終わったのか？ 国立国会図書館の出版物データ、日本酒レビューサイトSAKETIMEの18万件のレビュー、そしてGoogle Trendsの検索データを横断分析し、140年のスパンで答えを探った。</w:t>
       </w:r>
     </w:p>
     <w:p>
@@ -61,25 +58,31 @@
         <w:pStyle w:val="Heading1"/>
       </w:pPr>
       <w:r>
-        <w:t>はじめに</w:t>
+        <w:t>きっかけ：あるYouTube動画の主張</w:t>
       </w:r>
     </w:p>
     <w:p>
       <w:r>
         <w:rPr>
           <w:rFonts w:ascii="Yu Gothic" w:hAnsi="Yu Gothic"/>
-          <w:b w:val="0"/>
         </w:rPr>
-        <w:t>きっかけはYouTubeの日本酒動画だった。動画の結論は「SAKETIMEのランキング上位に入る日本酒は、甘口で芳醇なものが多い」というもの。直感的にはそうかもしれないが、本当にデータで裏付けられるのだろうか？</w:t>
+        <w:t>きっかけはYouTubeの日本酒動画だった。その動画では、日本最大級の日本酒レビューサイト「SAKETIME」のランキングを見て、「上位に入る日本酒は、甘口で芳醇なものが多い」という結論に達していた。</w:t>
       </w:r>
     </w:p>
     <w:p>
       <w:r>
         <w:rPr>
           <w:rFonts w:ascii="Yu Gothic" w:hAnsi="Yu Gothic"/>
-          <w:b w:val="0"/>
         </w:rPr>
-        <w:t>そこで、日本最大級の日本酒レビューサイト「SAKETIME」から5,386銘柄の全ランキングデータと約18万件のレビューをスクレイピングし、テキスト分析を含む体系的な検証を行った。さらに、国立国会図書館のNDL Ngram ViewerやGoogle Trendsのデータも加えて、140年にわたる日本酒の味わいトレンドの変遷を追った。</w:t>
+        <w:t>直感的にはそうかもしれない。しかし、本当にデータで裏付けられるのだろうか？ そして、もしランキング上位が甘口ばかりだとしたら、あの「辛口がいい酒」という長年の常識はどうなったのか？</w:t>
+      </w:r>
+    </w:p>
+    <w:p>
+      <w:r>
+        <w:rPr>
+          <w:rFonts w:ascii="Yu Gothic" w:hAnsi="Yu Gothic"/>
+        </w:rPr>
+        <w:t>そこで、SAKETIMEの全5,386銘柄・約18万件のレビューをスクレイピングし、体系的に検証することにした。さらに、「辛口信仰」がそもそもいつ始まったのかを、国立国会図書館の出版物データやGoogle Trendsで140年のスパンで追ってみた。</w:t>
       </w:r>
     </w:p>
     <w:p>
@@ -100,25 +103,153 @@
         <w:pStyle w:val="Heading1"/>
       </w:pPr>
       <w:r>
-        <w:t>分析1: SAKETIMEランキングの全体像</w:t>
+        <w:t>第1章：「辛口がいい酒」はいつ始まったのか</w:t>
       </w:r>
     </w:p>
     <w:p>
       <w:r>
         <w:rPr>
           <w:rFonts w:ascii="Yu Gothic" w:hAnsi="Yu Gothic"/>
-          <w:b w:val="0"/>
         </w:rPr>
-        <w:t>SAKETIMEには5,386銘柄がランキングされている。評価スコアの平均は3.18（5点満点）で、大半が3.0前後に集中。上位銘柄は突出した評価を受けている。</w:t>
+        <w:t>まず、長い歴史のスパンで見てみよう。国立国会図書館が提供するNDL Ngram Viewerは、約230万点の図書・雑誌のOCRテキストから、キーワードの出現頻度を年代別に可視化できるツールだ。「辛口」「甘口」「淡麗」「芳醇」「吟醸」「純米」の出現比率を1880年代から追った。</w:t>
+      </w:r>
+    </w:p>
+    <w:p>
+      <w:pPr>
+        <w:spacing w:before="160" w:after="160"/>
+        <w:ind w:left="454"/>
+      </w:pPr>
+      <w:r>
+        <w:rPr>
+          <w:rFonts w:ascii="Yu Gothic" w:hAnsi="Yu Gothic"/>
+          <w:i/>
+          <w:color w:val="646464"/>
+          <w:sz w:val="19"/>
+        </w:rPr>
+        <w:t>【注意】NDL Ngram Viewerのデータは全出版物における単語の出現頻度であり、日本酒の文脈に限定されていない。たとえば「辛口」には批評の「辛口コメント」、「甘口」にはカレーの「甘口」なども含まれる。日本酒固有の語である「淡麗」「吟醸」「純米」は比較的日本酒文脈に近いと考えられるが、厳密には他の用法も含まれる点に留意されたい。あくまで長期的なトレンドの参考値として解釈すべきデータである。</w:t>
+      </w:r>
+    </w:p>
+    <w:p>
+      <w:pPr>
+        <w:jc w:val="center"/>
+      </w:pPr>
+      <w:r>
+        <w:drawing>
+          <wp:inline xmlns:a="http://schemas.openxmlformats.org/drawingml/2006/main" xmlns:pic="http://schemas.openxmlformats.org/drawingml/2006/picture">
+            <wp:extent cx="5303520" cy="3962068"/>
+            <wp:docPr id="1" name="Picture 1"/>
+            <wp:cNvGraphicFramePr>
+              <a:graphicFrameLocks noChangeAspect="1"/>
+            </wp:cNvGraphicFramePr>
+            <a:graphic>
+              <a:graphicData uri="http://schemas.openxmlformats.org/drawingml/2006/picture">
+                <pic:pic>
+                  <pic:nvPicPr>
+                    <pic:cNvPr id="0" name="fig8_ndl_ngram.png"/>
+                    <pic:cNvPicPr/>
+                  </pic:nvPicPr>
+                  <pic:blipFill>
+                    <a:blip r:embed="rId9"/>
+                    <a:stretch>
+                      <a:fillRect/>
+                    </a:stretch>
+                  </pic:blipFill>
+                  <pic:spPr>
+                    <a:xfrm>
+                      <a:off x="0" y="0"/>
+                      <a:ext cx="5303520" cy="3962068"/>
+                    </a:xfrm>
+                    <a:prstGeom prst="rect"/>
+                  </pic:spPr>
+                </pic:pic>
+              </a:graphicData>
+            </a:graphic>
+          </wp:inline>
+        </w:drawing>
+      </w:r>
+    </w:p>
+    <w:p>
+      <w:pPr>
+        <w:spacing w:after="320"/>
+        <w:jc w:val="center"/>
+      </w:pPr>
+      <w:r>
+        <w:rPr>
+          <w:rFonts w:ascii="Yu Gothic" w:hAnsi="Yu Gothic"/>
+          <w:i/>
+          <w:color w:val="646464"/>
+          <w:sz w:val="18"/>
+        </w:rPr>
+        <w:t>図1: 出版物における味わい語の出現比率（1880〜2000年）。出典: NDL Ngram Viewer。日本酒以外の文脈も含む。</w:t>
       </w:r>
     </w:p>
     <w:p>
       <w:r>
         <w:rPr>
           <w:rFonts w:ascii="Yu Gothic" w:hAnsi="Yu Gothic"/>
-          <w:b w:val="0"/>
         </w:rPr>
-        <w:t>注目すべきは、レビュー数（対数スケール）と評価の相関が0.888と非常に高いこと。多くのレビューを集める銘柄ほど高評価である傾向が顕著だ。</w:t>
+        <w:t>結果は驚くべきものだった。明治時代（1880年代）には、「甘口」が出版物で圧倒的に多く使われていた。つまり、日本酒の味わいの語りはもともと「甘口」が中心だったのだ。</w:t>
+      </w:r>
+    </w:p>
+    <w:p>
+      <w:r>
+        <w:rPr>
+          <w:rFonts w:ascii="Yu Gothic" w:hAnsi="Yu Gothic"/>
+        </w:rPr>
+        <w:t>「甘口」はその後100年かけて緩やかに減少し、代わりに1970年代から「辛口」が急上昇する。同時期に日本酒固有の語である「淡麗」も上昇していることから、これは日本酒の「淡麗辛口ブーム」の到来を反映していると推測できる。</w:t>
+      </w:r>
+    </w:p>
+    <w:p>
+      <w:r>
+        <w:rPr>
+          <w:rFonts w:ascii="Yu Gothic" w:hAnsi="Yu Gothic"/>
+        </w:rPr>
+        <w:t>下段のグラフでは、「吟醸」が1980年代から爆発的に増加している。吟醸酒ブームの実態がデータで裏付けられた格好だ。「辛口がいい酒」という信仰は、実はこの1970年代〜80年代に形成された、歴史的に見れば比較的新しい価値観なのである。</w:t>
+      </w:r>
+    </w:p>
+    <w:p>
+      <w:pPr>
+        <w:spacing w:before="320" w:after="320"/>
+        <w:jc w:val="center"/>
+      </w:pPr>
+      <w:r>
+        <w:rPr>
+          <w:color w:val="B4B4B4"/>
+          <w:sz w:val="28"/>
+        </w:rPr>
+        <w:t>― ― ―</w:t>
+      </w:r>
+    </w:p>
+    <w:p>
+      <w:pPr>
+        <w:pStyle w:val="Heading1"/>
+      </w:pPr>
+      <w:r>
+        <w:t>第2章：いま、ランキング上位を占めるのはどんな酒か</w:t>
+      </w:r>
+    </w:p>
+    <w:p>
+      <w:r>
+        <w:rPr>
+          <w:rFonts w:ascii="Yu Gothic" w:hAnsi="Yu Gothic"/>
+        </w:rPr>
+        <w:t>では、現在の日本酒レビューサイトではどうなっているのか。SAKETIMEの全5,386銘柄のランキングデータを分析した。</w:t>
+      </w:r>
+    </w:p>
+    <w:p>
+      <w:pPr>
+        <w:pStyle w:val="Heading2"/>
+      </w:pPr>
+      <w:r>
+        <w:t>ランキングの全体像</w:t>
+      </w:r>
+    </w:p>
+    <w:p>
+      <w:r>
+        <w:rPr>
+          <w:rFonts w:ascii="Yu Gothic" w:hAnsi="Yu Gothic"/>
+        </w:rPr>
+        <w:t>評価スコアの平均は3.18（5点満点）で、大半が3.0前後に集中している。注目すべきは、レビュー数（対数スケール）と評価の相関が0.888と非常に高いこと。多くのレビューを集める銘柄ほど高評価を得ている。</w:t>
       </w:r>
     </w:p>
     <w:p>
@@ -129,7 +260,7 @@
         <w:drawing>
           <wp:inline xmlns:a="http://schemas.openxmlformats.org/drawingml/2006/main" xmlns:pic="http://schemas.openxmlformats.org/drawingml/2006/picture">
             <wp:extent cx="5303520" cy="3920490"/>
-            <wp:docPr id="1" name="Picture 1"/>
+            <wp:docPr id="2" name="Picture 2"/>
             <wp:cNvGraphicFramePr>
               <a:graphicFrameLocks noChangeAspect="1"/>
             </wp:cNvGraphicFramePr>
@@ -141,7 +272,7 @@
                     <pic:cNvPicPr/>
                   </pic:nvPicPr>
                   <pic:blipFill>
-                    <a:blip r:embed="rId9"/>
+                    <a:blip r:embed="rId10"/>
                     <a:stretch>
                       <a:fillRect/>
                     </a:stretch>
@@ -172,28 +303,7 @@
           <w:color w:val="646464"/>
           <w:sz w:val="18"/>
         </w:rPr>
-        <w:t>図1: 評価スコア vs レビュー数。上位10銘柄をラベル表示。</w:t>
-      </w:r>
-    </w:p>
-    <w:p>
-      <w:pPr>
-        <w:spacing w:before="320" w:after="320"/>
-        <w:jc w:val="center"/>
-      </w:pPr>
-      <w:r>
-        <w:rPr>
-          <w:color w:val="B4B4B4"/>
-          <w:sz w:val="28"/>
-        </w:rPr>
-        <w:t>― ― ―</w:t>
-      </w:r>
-    </w:p>
-    <w:p>
-      <w:pPr>
-        <w:pStyle w:val="Heading1"/>
-      </w:pPr>
-      <w:r>
-        <w:t>分析2:「甘口で芳醇」は本当か？</w:t>
+        <w:t>図2: 評価スコア vs レビュー数。上位10銘柄をラベル表示。</w:t>
       </w:r>
     </w:p>
     <w:p>
@@ -201,56 +311,15 @@
         <w:pStyle w:val="Heading2"/>
       </w:pPr>
       <w:r>
-        <w:t>構造化データ（ユーザーのテイスト評価）による検証</w:t>
+        <w:t>構造化データ：上位ほど甘口、しかし「芳醇」ではない</w:t>
       </w:r>
     </w:p>
     <w:p>
       <w:r>
         <w:rPr>
           <w:rFonts w:ascii="Yu Gothic" w:hAnsi="Yu Gothic"/>
-          <w:b w:val="0"/>
         </w:rPr>
-        <w:t>SAKETIMEではレビュー時に「甘辛」（辛い+2〜甘い+2の5段階）と「ボディ」（軽い+2〜重い+2の5段階）を選択できる。これをランキング帯別に集計した。</w:t>
-      </w:r>
-    </w:p>
-    <w:p>
-      <w:r>
-        <w:rPr>
-          <w:rFonts w:ascii="Yu Gothic" w:hAnsi="Yu Gothic"/>
-          <w:b w:val="0"/>
-        </w:rPr>
-        <w:t>結果は明確だった：</w:t>
-      </w:r>
-    </w:p>
-    <w:p>
-      <w:pPr>
-        <w:pStyle w:val="ListBullet"/>
-      </w:pPr>
-      <w:r>
-        <w:rPr>
-          <w:rFonts w:ascii="Yu Gothic" w:hAnsi="Yu Gothic"/>
-        </w:rPr>
-        <w:t>甘口率（甘い+1以上）: Top10で67.3%、101-500位で35.4% → 上位ほど甘口は正しい</w:t>
-      </w:r>
-    </w:p>
-    <w:p>
-      <w:pPr>
-        <w:pStyle w:val="ListBullet"/>
-      </w:pPr>
-      <w:r>
-        <w:rPr>
-          <w:rFonts w:ascii="Yu Gothic" w:hAnsi="Yu Gothic"/>
-        </w:rPr>
-        <w:t>濃醇率（重い+1以上）: Top10で11.2%、101-500位で19.5% → 上位ほどむしろ軽い</w:t>
-      </w:r>
-    </w:p>
-    <w:p>
-      <w:r>
-        <w:rPr>
-          <w:rFonts w:ascii="Yu Gothic" w:hAnsi="Yu Gothic"/>
-          <w:b w:val="0"/>
-        </w:rPr>
-        <w:t>「芳醇」は誤りで、上位銘柄の特徴は「甘口だが、ボディは普通〜やや軽め」だった。</w:t>
+        <w:t>SAKETIMEではレビュー時に「甘辛」（辛い+2〜甘い+2の5段階）と「ボディ」（軽い+2〜重い+2の5段階）を選択できる。これをランキング帯別に集計した結果、明確な傾向が見えた。</w:t>
       </w:r>
     </w:p>
     <w:p>
@@ -261,7 +330,7 @@
         <w:drawing>
           <wp:inline xmlns:a="http://schemas.openxmlformats.org/drawingml/2006/main" xmlns:pic="http://schemas.openxmlformats.org/drawingml/2006/picture">
             <wp:extent cx="5303520" cy="2352594"/>
-            <wp:docPr id="2" name="Picture 2"/>
+            <wp:docPr id="3" name="Picture 3"/>
             <wp:cNvGraphicFramePr>
               <a:graphicFrameLocks noChangeAspect="1"/>
             </wp:cNvGraphicFramePr>
@@ -273,7 +342,7 @@
                     <pic:cNvPicPr/>
                   </pic:nvPicPr>
                   <pic:blipFill>
-                    <a:blip r:embed="rId10"/>
+                    <a:blip r:embed="rId11"/>
                     <a:stretch>
                       <a:fillRect/>
                     </a:stretch>
@@ -304,7 +373,37 @@
           <w:color w:val="646464"/>
           <w:sz w:val="18"/>
         </w:rPr>
-        <w:t>図2: ランキング帯別の甘口率と濃醇率。上位ほど甘口だが、濃醇ではない。</w:t>
+        <w:t>図3: ランキング帯別の甘口率と濃醇率。</w:t>
+      </w:r>
+    </w:p>
+    <w:p>
+      <w:pPr>
+        <w:pStyle w:val="ListBullet"/>
+      </w:pPr>
+      <w:r>
+        <w:rPr>
+          <w:rFonts w:ascii="Yu Gothic" w:hAnsi="Yu Gothic"/>
+        </w:rPr>
+        <w:t>甘口率（甘い+1以上）: Top10で67.3%、101-500位で35.4% → 上位ほど甘口は確かに正しい</w:t>
+      </w:r>
+    </w:p>
+    <w:p>
+      <w:pPr>
+        <w:pStyle w:val="ListBullet"/>
+      </w:pPr>
+      <w:r>
+        <w:rPr>
+          <w:rFonts w:ascii="Yu Gothic" w:hAnsi="Yu Gothic"/>
+        </w:rPr>
+        <w:t>濃醇率（重い+1以上）: Top10で11.2%、101-500位で19.5% → 上位ほどむしろ軽い</w:t>
+      </w:r>
+    </w:p>
+    <w:p>
+      <w:r>
+        <w:rPr>
+          <w:rFonts w:ascii="Yu Gothic" w:hAnsi="Yu Gothic"/>
+        </w:rPr>
+        <w:t>YouTube動画の「甘口」という指摘は正しかったが、「芳醇」は誤りだった。上位銘柄は甘口だが、ボディは重厚ではなく普通〜やや軽めなのだ。</w:t>
       </w:r>
     </w:p>
     <w:p>
@@ -312,16 +411,15 @@
         <w:pStyle w:val="Heading2"/>
       </w:pPr>
       <w:r>
-        <w:t>レビューテキストの分析</w:t>
+        <w:t>テキスト分析：浮かび上がる「フルーティ」の存在感</w:t>
       </w:r>
     </w:p>
     <w:p>
       <w:r>
         <w:rPr>
           <w:rFonts w:ascii="Yu Gothic" w:hAnsi="Yu Gothic"/>
-          <w:b w:val="0"/>
         </w:rPr>
-        <w:t>約18万件のレビューテキストから、味わいに関するキーワードの出現率をランキング帯別に比較した。</w:t>
+        <w:t>約18万件のレビューテキストから味わいキーワードの出現率をランキング帯別に比較すると、もう一つの特徴が見えてきた。</w:t>
       </w:r>
     </w:p>
     <w:p>
@@ -332,7 +430,7 @@
         <w:drawing>
           <wp:inline xmlns:a="http://schemas.openxmlformats.org/drawingml/2006/main" xmlns:pic="http://schemas.openxmlformats.org/drawingml/2006/picture">
             <wp:extent cx="5303520" cy="3078600"/>
-            <wp:docPr id="3" name="Picture 3"/>
+            <wp:docPr id="4" name="Picture 4"/>
             <wp:cNvGraphicFramePr>
               <a:graphicFrameLocks noChangeAspect="1"/>
             </wp:cNvGraphicFramePr>
@@ -344,7 +442,7 @@
                     <pic:cNvPicPr/>
                   </pic:nvPicPr>
                   <pic:blipFill>
-                    <a:blip r:embed="rId11"/>
+                    <a:blip r:embed="rId12"/>
                     <a:stretch>
                       <a:fillRect/>
                     </a:stretch>
@@ -375,16 +473,7 @@
           <w:color w:val="646464"/>
           <w:sz w:val="18"/>
         </w:rPr>
-        <w:t>図3: レビューテキスト中の味わいキーワード出現率（ランキング帯別）</w:t>
-      </w:r>
-    </w:p>
-    <w:p>
-      <w:r>
-        <w:rPr>
-          <w:rFonts w:ascii="Yu Gothic" w:hAnsi="Yu Gothic"/>
-          <w:b w:val="0"/>
-        </w:rPr>
-        <w:t>テキスト分析でも構造化データと整合する結果が得られた：</w:t>
+        <w:t>図4: レビューテキスト中の味わいキーワード出現率（ランキング帯別）</w:t>
       </w:r>
     </w:p>
     <w:p>
@@ -432,20 +521,11 @@
       </w:r>
     </w:p>
     <w:p>
-      <w:pPr>
-        <w:pStyle w:val="Heading2"/>
-      </w:pPr>
-      <w:r>
-        <w:t>Top10銘柄の味わいプロファイル</w:t>
-      </w:r>
-    </w:p>
-    <w:p>
       <w:r>
         <w:rPr>
           <w:rFonts w:ascii="Yu Gothic" w:hAnsi="Yu Gothic"/>
-          <w:b w:val="0"/>
         </w:rPr>
-        <w:t>各銘柄のレビューからキーワード出現率をレーダーチャートにした。</w:t>
+        <w:t>Top10銘柄の味わいプロファイルをレーダーチャートにすると、各銘柄の個性が浮かび上がる。</w:t>
       </w:r>
     </w:p>
     <w:p>
@@ -456,7 +536,7 @@
         <w:drawing>
           <wp:inline xmlns:a="http://schemas.openxmlformats.org/drawingml/2006/main" xmlns:pic="http://schemas.openxmlformats.org/drawingml/2006/picture">
             <wp:extent cx="5303520" cy="2222615"/>
-            <wp:docPr id="4" name="Picture 4"/>
+            <wp:docPr id="5" name="Picture 5"/>
             <wp:cNvGraphicFramePr>
               <a:graphicFrameLocks noChangeAspect="1"/>
             </wp:cNvGraphicFramePr>
@@ -468,7 +548,7 @@
                     <pic:cNvPicPr/>
                   </pic:nvPicPr>
                   <pic:blipFill>
-                    <a:blip r:embed="rId12"/>
+                    <a:blip r:embed="rId13"/>
                     <a:stretch>
                       <a:fillRect/>
                     </a:stretch>
@@ -499,16 +579,15 @@
           <w:color w:val="646464"/>
           <w:sz w:val="18"/>
         </w:rPr>
-        <w:t>図4: Top10銘柄の味わいプロファイル。花陽浴のフルーティ率37%が突出。</w:t>
+        <w:t>図5: Top10銘柄の味わいプロファイル。花陽浴のフルーティ率37%が突出。</w:t>
       </w:r>
     </w:p>
     <w:p>
       <w:r>
         <w:rPr>
           <w:rFonts w:ascii="Yu Gothic" w:hAnsi="Yu Gothic"/>
-          <w:b w:val="0"/>
         </w:rPr>
-        <w:t>花陽浴のフルーティ率37%、陽乃鳥・宮寒梅の甘口率44%が目立つ。一方、十四代は辛口率わずか1.8%で、バランスの良さが特徴。</w:t>
+        <w:t>花陽浴のフルーティ率37%、陽乃鳥・宮寒梅の甘口率44%が際立つ。一方、ランキング1位の十四代は辛口率わずか1.8%で、突出した偏りがなくバランスの良さが特徴だ。</w:t>
       </w:r>
     </w:p>
     <w:p>
@@ -516,16 +595,15 @@
         <w:pStyle w:val="Heading2"/>
       </w:pPr>
       <w:r>
-        <w:t>テイスト分布のヒートマップ</w:t>
+        <w:t>テイスト分布：上位の「典型的プロファイル」</w:t>
       </w:r>
     </w:p>
     <w:p>
       <w:r>
         <w:rPr>
           <w:rFonts w:ascii="Yu Gothic" w:hAnsi="Yu Gothic"/>
-          <w:b w:val="0"/>
         </w:rPr>
-        <w:t>ボディ（縦軸）× 甘辛（横軸）のクロス集計を、ランキング帯別に比較した。</w:t>
+        <w:t>ボディ × 甘辛のクロス集計をヒートマップにすると、上位銘柄の味わいの中心地が見える。</w:t>
       </w:r>
     </w:p>
     <w:p>
@@ -536,7 +614,7 @@
         <w:drawing>
           <wp:inline xmlns:a="http://schemas.openxmlformats.org/drawingml/2006/main" xmlns:pic="http://schemas.openxmlformats.org/drawingml/2006/picture">
             <wp:extent cx="5303520" cy="1540442"/>
-            <wp:docPr id="5" name="Picture 5"/>
+            <wp:docPr id="6" name="Picture 6"/>
             <wp:cNvGraphicFramePr>
               <a:graphicFrameLocks noChangeAspect="1"/>
             </wp:cNvGraphicFramePr>
@@ -548,7 +626,7 @@
                     <pic:cNvPicPr/>
                   </pic:nvPicPr>
                   <pic:blipFill>
-                    <a:blip r:embed="rId13"/>
+                    <a:blip r:embed="rId14"/>
                     <a:stretch>
                       <a:fillRect/>
                     </a:stretch>
@@ -579,33 +657,7 @@
           <w:color w:val="646464"/>
           <w:sz w:val="18"/>
         </w:rPr>
-        <w:t>図5: テイスト分布の比較。Top10は「普通ボディ×甘い+1」に集中。</w:t>
-      </w:r>
-    </w:p>
-    <w:p>
-      <w:r>
-        <w:rPr>
-          <w:rFonts w:ascii="Yu Gothic" w:hAnsi="Yu Gothic"/>
-          <w:b w:val="0"/>
-        </w:rPr>
-        <w:t>Top10は「ボディ:普通 × 甘辛:甘い+1」のゾーンに集中している。つまり、「重厚で芳醇」ではなく「適度な軽さの甘口」が上位の典型的なプロファイルだ。</w:t>
-      </w:r>
-    </w:p>
-    <w:p>
-      <w:pPr>
-        <w:pStyle w:val="Heading2"/>
-      </w:pPr>
-      <w:r>
-        <w:t>この検証の結論</w:t>
-      </w:r>
-    </w:p>
-    <w:p>
-      <w:r>
-        <w:rPr>
-          <w:rFonts w:ascii="Yu Gothic" w:hAnsi="Yu Gothic"/>
-          <w:b w:val="0"/>
-        </w:rPr>
-        <w:t>「上位ランキングの日本酒は甘口で芳醇」という主張は部分的に正しい。より正確に言えば：</w:t>
+        <w:t>図6: テイスト分布の比較。Top10は「普通ボディ×甘い+1」に集中。</w:t>
       </w:r>
     </w:p>
     <w:p>
@@ -620,7 +672,7 @@
           <w:color w:val="0F3460"/>
           <w:sz w:val="24"/>
         </w:rPr>
-        <w:t>上位ランキングの日本酒は「甘口でフルーティ、ボディは普通〜やや軽めで上品」なものが多い。</w:t>
+        <w:t>いまのランキング上位は「甘口でフルーティ、ボディは普通〜やや軽めで上品」。「重厚で芳醇」ではなく「適度な軽さの甘口」が上位の典型だ。</w:t>
       </w:r>
     </w:p>
     <w:p>
@@ -641,16 +693,15 @@
         <w:pStyle w:val="Heading1"/>
       </w:pPr>
       <w:r>
-        <w:t>分析3: この傾向は年々強まっているのか？</w:t>
+        <w:t>第3章：この変化はいつから起きているのか</w:t>
       </w:r>
     </w:p>
     <w:p>
       <w:r>
         <w:rPr>
           <w:rFonts w:ascii="Yu Gothic" w:hAnsi="Yu Gothic"/>
-          <w:b w:val="0"/>
         </w:rPr>
-        <w:t>SAKETIMEのレビューデータは2017年〜2025年をカバーしている。この期間でのトレンド変化を検証した。</w:t>
+        <w:t>SAKETIMEのレビューデータは2017年〜2025年をカバーしている。この期間でのトレンド変化を追った。</w:t>
       </w:r>
     </w:p>
     <w:p>
@@ -669,7 +720,7 @@
         <w:drawing>
           <wp:inline xmlns:a="http://schemas.openxmlformats.org/drawingml/2006/main" xmlns:pic="http://schemas.openxmlformats.org/drawingml/2006/picture">
             <wp:extent cx="5303520" cy="3908259"/>
-            <wp:docPr id="6" name="Picture 6"/>
+            <wp:docPr id="7" name="Picture 7"/>
             <wp:cNvGraphicFramePr>
               <a:graphicFrameLocks noChangeAspect="1"/>
             </wp:cNvGraphicFramePr>
@@ -681,7 +732,7 @@
                     <pic:cNvPicPr/>
                   </pic:nvPicPr>
                   <pic:blipFill>
-                    <a:blip r:embed="rId14"/>
+                    <a:blip r:embed="rId15"/>
                     <a:stretch>
                       <a:fillRect/>
                     </a:stretch>
@@ -712,7 +763,7 @@
           <w:color w:val="646464"/>
           <w:sz w:val="18"/>
         </w:rPr>
-        <w:t>図6: テイスト傾向の時系列推移（構造化データ）</w:t>
+        <w:t>図7: テイスト傾向の時系列推移（構造化データ）</w:t>
       </w:r>
     </w:p>
     <w:p>
@@ -764,7 +815,7 @@
         <w:drawing>
           <wp:inline xmlns:a="http://schemas.openxmlformats.org/drawingml/2006/main" xmlns:pic="http://schemas.openxmlformats.org/drawingml/2006/picture">
             <wp:extent cx="5303520" cy="2053334"/>
-            <wp:docPr id="7" name="Picture 7"/>
+            <wp:docPr id="8" name="Picture 8"/>
             <wp:cNvGraphicFramePr>
               <a:graphicFrameLocks noChangeAspect="1"/>
             </wp:cNvGraphicFramePr>
@@ -776,7 +827,7 @@
                     <pic:cNvPicPr/>
                   </pic:nvPicPr>
                   <pic:blipFill>
-                    <a:blip r:embed="rId15"/>
+                    <a:blip r:embed="rId16"/>
                     <a:stretch>
                       <a:fillRect/>
                     </a:stretch>
@@ -807,16 +858,23 @@
           <w:color w:val="646464"/>
           <w:sz w:val="18"/>
         </w:rPr>
-        <w:t>図7: 味わいキーワード出現率の推移（テキスト分析）</w:t>
+        <w:t>図8: 味わいキーワード出現率の推移（テキスト分析）</w:t>
       </w:r>
     </w:p>
     <w:p>
       <w:r>
         <w:rPr>
           <w:rFonts w:ascii="Yu Gothic" w:hAnsi="Yu Gothic"/>
-          <w:b w:val="0"/>
         </w:rPr>
-        <w:t>最も顕著な変化はフルーティ系キーワードの増加だ。上位50位では2017年の18%から2025年の28%へ、10ポイント上昇している。甘口は2019年頃に一段階上がった後は安定しており、「強まっている」というよりは「既に主流として定着した」と言える。</w:t>
+        <w:t>最も顕著な変化はフルーティ系キーワードの増加だ。上位50位では2017年の18%から2025年の28%へ、10ポイント上昇している。</w:t>
+      </w:r>
+    </w:p>
+    <w:p>
+      <w:r>
+        <w:rPr>
+          <w:rFonts w:ascii="Yu Gothic" w:hAnsi="Yu Gothic"/>
+        </w:rPr>
+        <w:t>甘口は2019年頃に一段階上がった後は安定しており、「いま強まっている」というよりは「既に主流として定着した」と言える方が正確だ。一方、フルーティという表現は現在進行形で増え続けている。</w:t>
       </w:r>
     </w:p>
     <w:p>
@@ -837,16 +895,23 @@
         <w:pStyle w:val="Heading1"/>
       </w:pPr>
       <w:r>
-        <w:t>分析4: 140年の大きな流れで見る</w:t>
+        <w:t>第4章：では「辛口の時代」は終わったのか？ ― 意外な答え</w:t>
       </w:r>
     </w:p>
     <w:p>
       <w:r>
         <w:rPr>
           <w:rFonts w:ascii="Yu Gothic" w:hAnsi="Yu Gothic"/>
-          <w:b w:val="0"/>
         </w:rPr>
-        <w:t>SAKETIMEのデータだけでは2017年以降しかカバーできない。より長い歴史的スパンで日本酒の味わいトレンドを見るため、2つの追加データソースを活用した。</w:t>
+        <w:t>ここまでのデータを見ると、「辛口の時代は終わった」と結論づけたくなる。愛好家のレビューサイトでは甘口・フルーティが主流になり、辛口のキーワードは減少傾向にある。</w:t>
+      </w:r>
+    </w:p>
+    <w:p>
+      <w:r>
+        <w:rPr>
+          <w:rFonts w:ascii="Yu Gothic" w:hAnsi="Yu Gothic"/>
+        </w:rPr>
+        <w:t>しかし、もう一つのデータソースが、まったく異なる景色を見せてくれる。</w:t>
       </w:r>
     </w:p>
     <w:p>
@@ -854,111 +919,15 @@
         <w:pStyle w:val="Heading2"/>
       </w:pPr>
       <w:r>
-        <w:t>国立国会図書館のNDL Ngram Viewer（1880年代〜2000年）</w:t>
+        <w:t>Google Trendsが示す一般消費者のリアル</w:t>
       </w:r>
     </w:p>
     <w:p>
       <w:r>
         <w:rPr>
           <w:rFonts w:ascii="Yu Gothic" w:hAnsi="Yu Gothic"/>
-          <w:b w:val="0"/>
         </w:rPr>
-        <w:t>国立国会図書館が提供するNDL Ngram Viewerは、約230万点の図書・雑誌のOCRテキストから、キーワードの出現頻度を年代別に可視化できるツールだ。「辛口」「甘口」「淡麗」「芳醇」「吟醸」「純米」の出現比率を追った。</w:t>
-      </w:r>
-    </w:p>
-    <w:p>
-      <w:pPr>
-        <w:spacing w:before="160" w:after="160"/>
-        <w:ind w:left="454"/>
-      </w:pPr>
-      <w:r>
-        <w:rPr>
-          <w:rFonts w:ascii="Yu Gothic" w:hAnsi="Yu Gothic"/>
-          <w:i/>
-          <w:color w:val="646464"/>
-          <w:sz w:val="19"/>
-        </w:rPr>
-        <w:t>【注意】NDL Ngram Viewerのデータは全出版物における単語の出現頻度であり、日本酒の文脈に限定されていない。たとえば「辛口」には批評の「辛口コメント」、「甘口」にはカレーの「甘口」なども含まれる。日本酒固有の語である「淡麗」「芳醇」「吟醸」「純米」は比較的日本酒文脈に近いと考えられるが、厳密には日本酒以外の用法も含まれる点に留意されたい。あくまで長期的なトレンドの参考値として解釈すべきデータである。</w:t>
-      </w:r>
-    </w:p>
-    <w:p>
-      <w:pPr>
-        <w:jc w:val="center"/>
-      </w:pPr>
-      <w:r>
-        <w:drawing>
-          <wp:inline xmlns:a="http://schemas.openxmlformats.org/drawingml/2006/main" xmlns:pic="http://schemas.openxmlformats.org/drawingml/2006/picture">
-            <wp:extent cx="5303520" cy="3962068"/>
-            <wp:docPr id="8" name="Picture 8"/>
-            <wp:cNvGraphicFramePr>
-              <a:graphicFrameLocks noChangeAspect="1"/>
-            </wp:cNvGraphicFramePr>
-            <a:graphic>
-              <a:graphicData uri="http://schemas.openxmlformats.org/drawingml/2006/picture">
-                <pic:pic>
-                  <pic:nvPicPr>
-                    <pic:cNvPr id="0" name="fig8_ndl_ngram.png"/>
-                    <pic:cNvPicPr/>
-                  </pic:nvPicPr>
-                  <pic:blipFill>
-                    <a:blip r:embed="rId16"/>
-                    <a:stretch>
-                      <a:fillRect/>
-                    </a:stretch>
-                  </pic:blipFill>
-                  <pic:spPr>
-                    <a:xfrm>
-                      <a:off x="0" y="0"/>
-                      <a:ext cx="5303520" cy="3962068"/>
-                    </a:xfrm>
-                    <a:prstGeom prst="rect"/>
-                  </pic:spPr>
-                </pic:pic>
-              </a:graphicData>
-            </a:graphic>
-          </wp:inline>
-        </w:drawing>
-      </w:r>
-    </w:p>
-    <w:p>
-      <w:pPr>
-        <w:spacing w:after="320"/>
-        <w:jc w:val="center"/>
-      </w:pPr>
-      <w:r>
-        <w:rPr>
-          <w:rFonts w:ascii="Yu Gothic" w:hAnsi="Yu Gothic"/>
-          <w:i/>
-          <w:color w:val="646464"/>
-          <w:sz w:val="18"/>
-        </w:rPr>
-        <w:t>図8: 出版物における味わい語の出現比率（1880〜2000年）。出典: NDL Ngram Viewer。日本酒以外の文脈も含む。</w:t>
-      </w:r>
-    </w:p>
-    <w:p>
-      <w:r>
-        <w:rPr>
-          <w:rFonts w:ascii="Yu Gothic" w:hAnsi="Yu Gothic"/>
-          <w:b w:val="0"/>
-        </w:rPr>
-        <w:t>明治時代（1880年代）には「甘口」が出版物で多く使われていた。その後100年かけて減少し、代わりに1970年代から「辛口」が急上昇する。これは「淡麗辛口ブーム」と時期が一致する。「辛口」には日本酒以外の用法も含まれるが、同時期に日本酒固有の語である「淡麗」も上昇していることから、日本酒の辛口ブームがこの上昇に寄与していると推測できる。下段では「吟醸」が1980年代から爆発的に増加しており、吟醸酒ブームの実態がデータで裏付けられた。</w:t>
-      </w:r>
-    </w:p>
-    <w:p>
-      <w:pPr>
-        <w:pStyle w:val="Heading2"/>
-      </w:pPr>
-      <w:r>
-        <w:t>Google Trends（2004年〜2025年）</w:t>
-      </w:r>
-    </w:p>
-    <w:p>
-      <w:r>
-        <w:rPr>
-          <w:rFonts w:ascii="Yu Gothic" w:hAnsi="Yu Gothic"/>
-          <w:b w:val="0"/>
-        </w:rPr>
-        <w:t>NDLのデータが2000年頃で途切れるため、Google Trendsで2004年以降の検索トレンドを補完した。</w:t>
+        <w:t>NDLのデータが2000年頃で途切れるため、Google Trendsで2004年以降の検索トレンドを確認した。NDLのデータとは異なり、Google Trendsでは「日本酒」との組み合わせで検索しているため、日本酒の文脈に限定されたデータである。</w:t>
       </w:r>
     </w:p>
     <w:p>
@@ -1019,18 +988,39 @@
       <w:r>
         <w:rPr>
           <w:rFonts w:ascii="Yu Gothic" w:hAnsi="Yu Gothic"/>
-          <w:b w:val="0"/>
         </w:rPr>
-        <w:t>興味深いのは、Google検索では「日本酒 辛口」が一貫して「日本酒 甘口」の2.5倍の検索量を維持していることだ。NDLのデータとは異なり、Google Trendsでは「日本酒」との組み合わせで検索しているため、日本酒の文脈に限定されたデータである。SAKETIMEの愛好家コミュニティでは甘口・フルーティが主流なのに、一般消費者の検索行動ではまだ「辛口」が主要キーワードなのだ。</w:t>
+        <w:t>結果は衝撃的だった。Google検索では「日本酒 辛口」が「日本酒 甘口」の約2.5倍の検索量を一貫して維持しているのだ。しかも、辛口の検索量は減るどころか、2004年から2025年にかけて右肩上がりで増え続けている。</w:t>
       </w:r>
     </w:p>
     <w:p>
       <w:r>
         <w:rPr>
           <w:rFonts w:ascii="Yu Gothic" w:hAnsi="Yu Gothic"/>
-          <w:b w:val="0"/>
         </w:rPr>
-        <w:t>これは日本酒の味わいトレンドに「二重構造」があることを示唆している：</w:t>
+        <w:t>つまり、一般消費者が日本酒を探すとき、いまだに「辛口」が最も重要なキーワードなのだ。</w:t>
+      </w:r>
+    </w:p>
+    <w:p>
+      <w:pPr>
+        <w:pStyle w:val="Heading2"/>
+      </w:pPr>
+      <w:r>
+        <w:t>二つの世界</w:t>
+      </w:r>
+    </w:p>
+    <w:p>
+      <w:pPr>
+        <w:spacing w:before="240" w:after="240"/>
+        <w:ind w:left="567"/>
+      </w:pPr>
+      <w:r>
+        <w:rPr>
+          <w:rFonts w:ascii="Yu Gothic" w:hAnsi="Yu Gothic"/>
+          <w:b/>
+          <w:color w:val="0F3460"/>
+          <w:sz w:val="24"/>
+        </w:rPr>
+        <w:t>辛口の時代は「終わっていない」。しかし、「二つの世界」が生まれている。</w:t>
       </w:r>
     </w:p>
     <w:p>
@@ -1041,7 +1031,7 @@
         <w:rPr>
           <w:rFonts w:ascii="Yu Gothic" w:hAnsi="Yu Gothic"/>
         </w:rPr>
-        <w:t>愛好家層（SAKETIMEレビュアー）：甘口・フルーティ・軽快が主流</w:t>
+        <w:t>愛好家の世界（SAKETIMEレビュアー）：甘口・フルーティ・軽快が主流。上位ランキングは甘口に収束しつつある。</w:t>
       </w:r>
     </w:p>
     <w:p>
@@ -1052,7 +1042,15 @@
         <w:rPr>
           <w:rFonts w:ascii="Yu Gothic" w:hAnsi="Yu Gothic"/>
         </w:rPr>
-        <w:t>一般消費者層（Google検索）：依然として「辛口」を軸に日本酒を探している</w:t>
+        <w:t>一般消費者の世界（Google検索）：依然として「辛口」が日本酒を選ぶ際の主要キーワード。その検索量はむしろ増加中。</w:t>
+      </w:r>
+    </w:p>
+    <w:p>
+      <w:r>
+        <w:rPr>
+          <w:rFonts w:ascii="Yu Gothic" w:hAnsi="Yu Gothic"/>
+        </w:rPr>
+        <w:t>日本酒の味わいトレンドには「二重構造」が存在している。愛好家コミュニティではとっくに甘口・フルーティへのシフトが起きているのに、一般消費者の検索行動ではまだ「辛口」が軸なのだ。</w:t>
       </w:r>
     </w:p>
     <w:p>
@@ -1073,14 +1071,13 @@
         <w:pStyle w:val="Heading1"/>
       </w:pPr>
       <w:r>
-        <w:t>まとめ: 140年のサイクル</w:t>
+        <w:t>まとめ：140年のサイクルと、いま起きている分断</w:t>
       </w:r>
     </w:p>
     <w:p>
       <w:r>
         <w:rPr>
           <w:rFonts w:ascii="Yu Gothic" w:hAnsi="Yu Gothic"/>
-          <w:b w:val="0"/>
         </w:rPr>
         <w:t>3つのデータソースを時系列で接続すると、日本酒の味わいトレンドの大きなサイクルが浮かび上がる。ただし、各データソースには性質の違い（NDLは全出版物の語頻度、Google Trendsは検索語の組み合わせ、SAKETIMEは愛好家のレビュー）があり、単純な比較には注意が必要だ。その点を踏まえた上で、大きな流れとしては以下のように読み取れる。</w:t>
       </w:r>
@@ -1093,7 +1090,7 @@
         <w:rPr>
           <w:rFonts w:ascii="Yu Gothic" w:hAnsi="Yu Gothic"/>
         </w:rPr>
-        <w:t>1880年代〜: 甘口の時代（出版物で「甘口」が圧倒的）</w:t>
+        <w:t>1880年代〜：甘口の時代（出版物で「甘口」が圧倒的）</w:t>
       </w:r>
     </w:p>
     <w:p>
@@ -1104,7 +1101,7 @@
         <w:rPr>
           <w:rFonts w:ascii="Yu Gothic" w:hAnsi="Yu Gothic"/>
         </w:rPr>
-        <w:t>1970年代〜90年代: 淡麗辛口ブーム（「辛口」「吟醸」が急上昇）</w:t>
+        <w:t>1970年代〜90年代：淡麗辛口ブーム（「辛口」「吟醸」が急上昇）</w:t>
       </w:r>
     </w:p>
     <w:p>
@@ -1115,7 +1112,7 @@
         <w:rPr>
           <w:rFonts w:ascii="Yu Gothic" w:hAnsi="Yu Gothic"/>
         </w:rPr>
-        <w:t>2000年代〜: 純米吟醸ブーム（Google検索で急上昇）</w:t>
+        <w:t>2000年代〜：純米吟醸ブーム（Google検索で急上昇）</w:t>
       </w:r>
     </w:p>
     <w:p>
@@ -1126,14 +1123,13 @@
         <w:rPr>
           <w:rFonts w:ascii="Yu Gothic" w:hAnsi="Yu Gothic"/>
         </w:rPr>
-        <w:t>2010年代後半〜: 甘口・フルーティ回帰（SAKETIMEレビューで顕著）</w:t>
+        <w:t>2010年代後半〜：甘口・フルーティ回帰（SAKETIMEレビューで顕著）</w:t>
       </w:r>
     </w:p>
     <w:p>
       <w:r>
         <w:rPr>
           <w:rFonts w:ascii="Yu Gothic" w:hAnsi="Yu Gothic"/>
-          <w:b w:val="0"/>
         </w:rPr>
         <w:t>約140年をかけて、甘口→辛口→甘口（フルーティ）という大きな揺り戻しが起きている。ただし、現在の「甘口回帰」は明治の甘口とは異なり、フルーティで軽快、上品な甘さという新しい文脈の中で起きている。</w:t>
       </w:r>
@@ -1142,9 +1138,16 @@
       <w:r>
         <w:rPr>
           <w:rFonts w:ascii="Yu Gothic" w:hAnsi="Yu Gothic"/>
-          <w:b w:val="0"/>
         </w:rPr>
-        <w:t>そして最も重要な発見は、この変化が愛好家層から先行して起きているということだ。SAKETIMEのランキング上位はすでに甘口・フルーティ・軽快に収束しつつあるが、一般消費者のGoogle検索ではまだ「辛口」が主要語である。この「愛好家と一般層のギャップ」が今後縮まっていくのか、それとも棲み分けとして定着するのかは、今後の日本酒市場の行方を占う重要なポイントだろう。</w:t>
+        <w:t>そして最も重要な発見は、この変化が愛好家層から先行して起きているということだ。SAKETIMEのランキング上位はすでに甘口・フルーティ・軽快に収束しつつあるが、一般消費者のGoogle検索では「辛口」がいまも主役であり、その検索量は増え続けている。</w:t>
+      </w:r>
+    </w:p>
+    <w:p>
+      <w:r>
+        <w:rPr>
+          <w:rFonts w:ascii="Yu Gothic" w:hAnsi="Yu Gothic"/>
+        </w:rPr>
+        <w:t>この「愛好家と一般層のギャップ」が今後縮まっていくのか、それとも棲み分けとして定着するのか。それは、日本酒市場の行方を占う重要な問いだろう。</w:t>
       </w:r>
     </w:p>
     <w:p>

--- a/blog/article.docx
+++ b/blog/article.docx
@@ -37,7 +37,7 @@
         <w:rPr>
           <w:rFonts w:ascii="Yu Gothic" w:hAnsi="Yu Gothic"/>
         </w:rPr>
-        <w:t>「日本酒は辛口がうまい」―― 居酒屋でもよく聞くこのフレーズ。しかし最近、日本酒レビューサイトのランキング上位を占めるのは甘口でフルーティな銘柄ばかりだ。辛口の時代は本当に終わったのか？ 国立国会図書館の出版物データ、日本酒レビューサイトSAKETIMEの18万件のレビュー、そしてGoogle Trendsの検索データを横断分析し、140年のスパンで答えを探った。</w:t>
+        <w:t>「日本酒は辛口がうまい」―― 居酒屋でもよく聞くこのフレーズ。しかし最近、日本酒レビューサイトのランキング上位を占めるのは甘口でフルーティな銘柄ばかりだ。辛口の時代は本当に終わったのか？ 国立国会図書館の出版物データ、日本酒レビューサイトSAKETIMEの約37万件のレビュー、そしてGoogle Trendsの検索データを横断分析し、140年のスパンで答えを探った。</w:t>
       </w:r>
     </w:p>
     <w:p>
@@ -82,7 +82,7 @@
         <w:rPr>
           <w:rFonts w:ascii="Yu Gothic" w:hAnsi="Yu Gothic"/>
         </w:rPr>
-        <w:t>そこで、SAKETIMEの全5,386銘柄・約18万件のレビューをスクレイピングし、体系的に検証することにした。さらに、「辛口信仰」がそもそもいつ始まったのかを、国立国会図書館の出版物データやGoogle Trendsで140年のスパンで追ってみた。</w:t>
+        <w:t>そこで、SAKETIMEの全5,386銘柄・約37万件のレビューをスクレイピングし、体系的に検証することにした。さらに、「辛口信仰」がそもそもいつ始まったのかを、国立国会図書館の出版物データやGoogle Trendsで140年のスパンで追ってみた。</w:t>
       </w:r>
     </w:p>
     <w:p>
@@ -384,7 +384,7 @@
         <w:rPr>
           <w:rFonts w:ascii="Yu Gothic" w:hAnsi="Yu Gothic"/>
         </w:rPr>
-        <w:t>甘口率（甘い+1以上）: Top10で67.3%、101-500位で35.4% → 上位ほど甘口は確かに正しい</w:t>
+        <w:t>甘口率（甘い+1以上）: Top10で67.3%、101-500位で30.2%、501位以降で27.6%</w:t>
       </w:r>
     </w:p>
     <w:p>
@@ -395,7 +395,26 @@
         <w:rPr>
           <w:rFonts w:ascii="Yu Gothic" w:hAnsi="Yu Gothic"/>
         </w:rPr>
-        <w:t>濃醇率（重い+1以上）: Top10で11.2%、101-500位で19.5% → 上位ほどむしろ軽い</w:t>
+        <w:t>辛口率（辛い+1以上）: Top10でわずか3.7%、101-500位で25.7%、501位以降で29.3%</w:t>
+      </w:r>
+    </w:p>
+    <w:p>
+      <w:pPr>
+        <w:pStyle w:val="ListBullet"/>
+      </w:pPr>
+      <w:r>
+        <w:rPr>
+          <w:rFonts w:ascii="Yu Gothic" w:hAnsi="Yu Gothic"/>
+        </w:rPr>
+        <w:t>濃醇率（重い+1以上）: Top10で11.2%、101-500位で18.4% → 上位ほどむしろ軽い</w:t>
+      </w:r>
+    </w:p>
+    <w:p>
+      <w:r>
+        <w:rPr>
+          <w:rFonts w:ascii="Yu Gothic" w:hAnsi="Yu Gothic"/>
+        </w:rPr>
+        <w:t>甘口率はTop10（67%）と501位以降（28%）で実に40ポイントもの差がある。逆に辛口率を見ると、501位以降（29%）はTop10（4%）の7倍以上だ。ランキングの上位と下位では、「甘口の世界」と「辛口の世界」がはっきりと分かれている。</w:t>
       </w:r>
     </w:p>
     <w:p>
@@ -419,7 +438,7 @@
         <w:rPr>
           <w:rFonts w:ascii="Yu Gothic" w:hAnsi="Yu Gothic"/>
         </w:rPr>
-        <w:t>約18万件のレビューテキストから味わいキーワードの出現率をランキング帯別に比較すると、もう一つの特徴が見えてきた。</w:t>
+        <w:t>約37万件のレビューテキストから味わいキーワードの出現率をランキング帯別に比較すると、もう一つの特徴が見えてきた。</w:t>
       </w:r>
     </w:p>
     <w:p>
@@ -484,7 +503,7 @@
         <w:rPr>
           <w:rFonts w:ascii="Yu Gothic" w:hAnsi="Yu Gothic"/>
         </w:rPr>
-        <w:t>甘口系キーワード: Top10で32.8%、101-500位で28.5%（上位がやや高い）</w:t>
+        <w:t>甘口系キーワード: Top10で32.8%、501位以降で26.8%</w:t>
       </w:r>
     </w:p>
     <w:p>
@@ -495,7 +514,7 @@
         <w:rPr>
           <w:rFonts w:ascii="Yu Gothic" w:hAnsi="Yu Gothic"/>
         </w:rPr>
-        <w:t>辛口系キーワード: Top10で13.8%、101-500位で21.1%（上位ほど少ない）</w:t>
+        <w:t>辛口系キーワード: Top10で3.7%、501位以降で16.8%（上位ほど圧倒的に少ない）</w:t>
       </w:r>
     </w:p>
     <w:p>
@@ -506,7 +525,7 @@
         <w:rPr>
           <w:rFonts w:ascii="Yu Gothic" w:hAnsi="Yu Gothic"/>
         </w:rPr>
-        <w:t>フルーティ系: Top10で25.7%、101-500位で20.9%（上位が高い）</w:t>
+        <w:t>フルーティ系: Top10で24.7%、501位以降で13.3%（上位で約2倍）</w:t>
       </w:r>
     </w:p>
     <w:p>
@@ -517,7 +536,7 @@
         <w:rPr>
           <w:rFonts w:ascii="Yu Gothic" w:hAnsi="Yu Gothic"/>
         </w:rPr>
-        <w:t>芳醇系: Top10で18.4%、101-500位で25.0%（むしろ上位が低い）</w:t>
+        <w:t>芳醇系: Top10で17.9%、501位以降で23.2%（むしろ上位が低い）</w:t>
       </w:r>
     </w:p>
     <w:p>
@@ -1050,7 +1069,15 @@
         <w:rPr>
           <w:rFonts w:ascii="Yu Gothic" w:hAnsi="Yu Gothic"/>
         </w:rPr>
-        <w:t>日本酒の味わいトレンドには「二重構造」が存在している。愛好家コミュニティではとっくに甘口・フルーティへのシフトが起きているのに、一般消費者の検索行動ではまだ「辛口」が軸なのだ。</w:t>
+        <w:t>興味深いことに、この分断はSAKETIMEの中にも存在する。同じレビューサイトの中でも、ランキング上位（甘口率67%、辛口率4%）と501位以降（甘口率28%、辛口率29%）では、まるで別の世界だ。愛好家が注目する上位銘柄は甘口・フルーティの世界だが、全体を俯瞰すれば辛口の銘柄も数多く存在している。</w:t>
+      </w:r>
+    </w:p>
+    <w:p>
+      <w:r>
+        <w:rPr>
+          <w:rFonts w:ascii="Yu Gothic" w:hAnsi="Yu Gothic"/>
+        </w:rPr>
+        <w:t>日本酒の味わいトレンドには「二重構造」が存在している。愛好家コミュニティの注目銘柄ではとっくに甘口・フルーティへのシフトが起きているのに、一般消費者の検索行動ではまだ「辛口」が軸なのだ。</w:t>
       </w:r>
     </w:p>
     <w:p>
@@ -1179,7 +1206,7 @@
         <w:rPr>
           <w:rFonts w:ascii="Yu Gothic" w:hAnsi="Yu Gothic"/>
         </w:rPr>
-        <w:t>SAKETIMEデータ: Pythonによるスクレイピング（BeautifulSoup）。5,386銘柄のランキング情報、銘柄詳細、約18万件のレビューを取得</w:t>
+        <w:t>SAKETIMEデータ: Pythonによるスクレイピング（BeautifulSoup）。5,386銘柄のランキング情報、銘柄詳細、約37万件のレビューを取得</w:t>
       </w:r>
     </w:p>
     <w:p>

--- a/blog/article.docx
+++ b/blog/article.docx
@@ -329,7 +329,7 @@
       <w:r>
         <w:drawing>
           <wp:inline xmlns:a="http://schemas.openxmlformats.org/drawingml/2006/main" xmlns:pic="http://schemas.openxmlformats.org/drawingml/2006/picture">
-            <wp:extent cx="5303520" cy="2352594"/>
+            <wp:extent cx="5303520" cy="2056422"/>
             <wp:docPr id="3" name="Picture 3"/>
             <wp:cNvGraphicFramePr>
               <a:graphicFrameLocks noChangeAspect="1"/>
@@ -350,7 +350,7 @@
                   <pic:spPr>
                     <a:xfrm>
                       <a:off x="0" y="0"/>
-                      <a:ext cx="5303520" cy="2352594"/>
+                      <a:ext cx="5303520" cy="2056422"/>
                     </a:xfrm>
                     <a:prstGeom prst="rect"/>
                   </pic:spPr>
@@ -448,7 +448,7 @@
       <w:r>
         <w:drawing>
           <wp:inline xmlns:a="http://schemas.openxmlformats.org/drawingml/2006/main" xmlns:pic="http://schemas.openxmlformats.org/drawingml/2006/picture">
-            <wp:extent cx="5303520" cy="3078600"/>
+            <wp:extent cx="5303520" cy="2633946"/>
             <wp:docPr id="4" name="Picture 4"/>
             <wp:cNvGraphicFramePr>
               <a:graphicFrameLocks noChangeAspect="1"/>
@@ -469,7 +469,7 @@
                   <pic:spPr>
                     <a:xfrm>
                       <a:off x="0" y="0"/>
-                      <a:ext cx="5303520" cy="3078600"/>
+                      <a:ext cx="5303520" cy="2633946"/>
                     </a:xfrm>
                     <a:prstGeom prst="rect"/>
                   </pic:spPr>
@@ -632,7 +632,7 @@
       <w:r>
         <w:drawing>
           <wp:inline xmlns:a="http://schemas.openxmlformats.org/drawingml/2006/main" xmlns:pic="http://schemas.openxmlformats.org/drawingml/2006/picture">
-            <wp:extent cx="5303520" cy="1540442"/>
+            <wp:extent cx="5303520" cy="1255754"/>
             <wp:docPr id="6" name="Picture 6"/>
             <wp:cNvGraphicFramePr>
               <a:graphicFrameLocks noChangeAspect="1"/>
@@ -653,7 +653,7 @@
                   <pic:spPr>
                     <a:xfrm>
                       <a:off x="0" y="0"/>
-                      <a:ext cx="5303520" cy="1540442"/>
+                      <a:ext cx="5303520" cy="1255754"/>
                     </a:xfrm>
                     <a:prstGeom prst="rect"/>
                   </pic:spPr>
@@ -833,7 +833,7 @@
       <w:r>
         <w:drawing>
           <wp:inline xmlns:a="http://schemas.openxmlformats.org/drawingml/2006/main" xmlns:pic="http://schemas.openxmlformats.org/drawingml/2006/picture">
-            <wp:extent cx="5303520" cy="2053334"/>
+            <wp:extent cx="5303520" cy="2738286"/>
             <wp:docPr id="8" name="Picture 8"/>
             <wp:cNvGraphicFramePr>
               <a:graphicFrameLocks noChangeAspect="1"/>
@@ -854,7 +854,7 @@
                   <pic:spPr>
                     <a:xfrm>
                       <a:off x="0" y="0"/>
-                      <a:ext cx="5303520" cy="2053334"/>
+                      <a:ext cx="5303520" cy="2738286"/>
                     </a:xfrm>
                     <a:prstGeom prst="rect"/>
                   </pic:spPr>
@@ -956,7 +956,7 @@
       <w:r>
         <w:drawing>
           <wp:inline xmlns:a="http://schemas.openxmlformats.org/drawingml/2006/main" xmlns:pic="http://schemas.openxmlformats.org/drawingml/2006/picture">
-            <wp:extent cx="5303520" cy="3960406"/>
+            <wp:extent cx="5303520" cy="3967077"/>
             <wp:docPr id="9" name="Picture 9"/>
             <wp:cNvGraphicFramePr>
               <a:graphicFrameLocks noChangeAspect="1"/>
@@ -977,7 +977,7 @@
                   <pic:spPr>
                     <a:xfrm>
                       <a:off x="0" y="0"/>
-                      <a:ext cx="5303520" cy="3960406"/>
+                      <a:ext cx="5303520" cy="3967077"/>
                     </a:xfrm>
                     <a:prstGeom prst="rect"/>
                   </pic:spPr>

--- a/blog/article.docx
+++ b/blog/article.docx
@@ -311,6 +311,89 @@
         <w:pStyle w:val="Heading2"/>
       </w:pPr>
       <w:r>
+        <w:t>参考：特定名称による評価の違い</w:t>
+      </w:r>
+    </w:p>
+    <w:p>
+      <w:pPr>
+        <w:jc w:val="center"/>
+      </w:pPr>
+      <w:r>
+        <w:drawing>
+          <wp:inline xmlns:a="http://schemas.openxmlformats.org/drawingml/2006/main" xmlns:pic="http://schemas.openxmlformats.org/drawingml/2006/picture">
+            <wp:extent cx="5303520" cy="3160684"/>
+            <wp:docPr id="3" name="Picture 3"/>
+            <wp:cNvGraphicFramePr>
+              <a:graphicFrameLocks noChangeAspect="1"/>
+            </wp:cNvGraphicFramePr>
+            <a:graphic>
+              <a:graphicData uri="http://schemas.openxmlformats.org/drawingml/2006/picture">
+                <pic:pic>
+                  <pic:nvPicPr>
+                    <pic:cNvPr id="0" name="fig10_price_specname.png"/>
+                    <pic:cNvPicPr/>
+                  </pic:nvPicPr>
+                  <pic:blipFill>
+                    <a:blip r:embed="rId11"/>
+                    <a:stretch>
+                      <a:fillRect/>
+                    </a:stretch>
+                  </pic:blipFill>
+                  <pic:spPr>
+                    <a:xfrm>
+                      <a:off x="0" y="0"/>
+                      <a:ext cx="5303520" cy="3160684"/>
+                    </a:xfrm>
+                    <a:prstGeom prst="rect"/>
+                  </pic:spPr>
+                </pic:pic>
+              </a:graphicData>
+            </a:graphic>
+          </wp:inline>
+        </w:drawing>
+      </w:r>
+    </w:p>
+    <w:p>
+      <w:pPr>
+        <w:spacing w:after="320"/>
+        <w:jc w:val="center"/>
+      </w:pPr>
+      <w:r>
+        <w:rPr>
+          <w:rFonts w:ascii="Yu Gothic" w:hAnsi="Yu Gothic"/>
+          <w:i/>
+          <w:color w:val="646464"/>
+          <w:sz w:val="18"/>
+        </w:rPr>
+        <w:t>図：特定名称別の平均評価</w:t>
+      </w:r>
+    </w:p>
+    <w:p>
+      <w:r>
+        <w:rPr>
+          <w:rFonts w:ascii="Yu Gothic" w:hAnsi="Yu Gothic"/>
+        </w:rPr>
+        <w:t>参考までに、特定名称酒のカテゴリーが評価にどう影響するかを見ておこう。純米大吟醸（4.16）が最も高く、純米吟醸（4.05）が続く。一方、本醸造（3.79）や普通酒（3.75）は相対的に低い。精米歩合が高く手間をかけた酒ほど高評価という、ある意味で順当な結果だ。ただし差は0.4ポイント程度であり、特定名称だけで評価が決まるわけではない。</w:t>
+      </w:r>
+    </w:p>
+    <w:p>
+      <w:pPr>
+        <w:spacing w:before="320" w:after="320"/>
+        <w:jc w:val="center"/>
+      </w:pPr>
+      <w:r>
+        <w:rPr>
+          <w:color w:val="B4B4B4"/>
+          <w:sz w:val="28"/>
+        </w:rPr>
+        <w:t>― ― ―</w:t>
+      </w:r>
+    </w:p>
+    <w:p>
+      <w:pPr>
+        <w:pStyle w:val="Heading2"/>
+      </w:pPr>
+      <w:r>
         <w:t>構造化データ：上位ほど甘口、しかし「芳醇」ではない</w:t>
       </w:r>
     </w:p>
@@ -330,7 +413,7 @@
         <w:drawing>
           <wp:inline xmlns:a="http://schemas.openxmlformats.org/drawingml/2006/main" xmlns:pic="http://schemas.openxmlformats.org/drawingml/2006/picture">
             <wp:extent cx="5303520" cy="2056422"/>
-            <wp:docPr id="3" name="Picture 3"/>
+            <wp:docPr id="4" name="Picture 4"/>
             <wp:cNvGraphicFramePr>
               <a:graphicFrameLocks noChangeAspect="1"/>
             </wp:cNvGraphicFramePr>
@@ -342,7 +425,7 @@
                     <pic:cNvPicPr/>
                   </pic:nvPicPr>
                   <pic:blipFill>
-                    <a:blip r:embed="rId11"/>
+                    <a:blip r:embed="rId12"/>
                     <a:stretch>
                       <a:fillRect/>
                     </a:stretch>
@@ -449,7 +532,7 @@
         <w:drawing>
           <wp:inline xmlns:a="http://schemas.openxmlformats.org/drawingml/2006/main" xmlns:pic="http://schemas.openxmlformats.org/drawingml/2006/picture">
             <wp:extent cx="5303520" cy="2633946"/>
-            <wp:docPr id="4" name="Picture 4"/>
+            <wp:docPr id="5" name="Picture 5"/>
             <wp:cNvGraphicFramePr>
               <a:graphicFrameLocks noChangeAspect="1"/>
             </wp:cNvGraphicFramePr>
@@ -461,7 +544,7 @@
                     <pic:cNvPicPr/>
                   </pic:nvPicPr>
                   <pic:blipFill>
-                    <a:blip r:embed="rId12"/>
+                    <a:blip r:embed="rId13"/>
                     <a:stretch>
                       <a:fillRect/>
                     </a:stretch>
@@ -555,7 +638,7 @@
         <w:drawing>
           <wp:inline xmlns:a="http://schemas.openxmlformats.org/drawingml/2006/main" xmlns:pic="http://schemas.openxmlformats.org/drawingml/2006/picture">
             <wp:extent cx="5303520" cy="2222615"/>
-            <wp:docPr id="5" name="Picture 5"/>
+            <wp:docPr id="6" name="Picture 6"/>
             <wp:cNvGraphicFramePr>
               <a:graphicFrameLocks noChangeAspect="1"/>
             </wp:cNvGraphicFramePr>
@@ -567,7 +650,7 @@
                     <pic:cNvPicPr/>
                   </pic:nvPicPr>
                   <pic:blipFill>
-                    <a:blip r:embed="rId13"/>
+                    <a:blip r:embed="rId14"/>
                     <a:stretch>
                       <a:fillRect/>
                     </a:stretch>
@@ -633,7 +716,7 @@
         <w:drawing>
           <wp:inline xmlns:a="http://schemas.openxmlformats.org/drawingml/2006/main" xmlns:pic="http://schemas.openxmlformats.org/drawingml/2006/picture">
             <wp:extent cx="5303520" cy="1255754"/>
-            <wp:docPr id="6" name="Picture 6"/>
+            <wp:docPr id="7" name="Picture 7"/>
             <wp:cNvGraphicFramePr>
               <a:graphicFrameLocks noChangeAspect="1"/>
             </wp:cNvGraphicFramePr>
@@ -645,7 +728,7 @@
                     <pic:cNvPicPr/>
                   </pic:nvPicPr>
                   <pic:blipFill>
-                    <a:blip r:embed="rId14"/>
+                    <a:blip r:embed="rId15"/>
                     <a:stretch>
                       <a:fillRect/>
                     </a:stretch>
@@ -712,7 +795,7 @@
         <w:pStyle w:val="Heading1"/>
       </w:pPr>
       <w:r>
-        <w:t>第3章：この変化はいつから起きているのか</w:t>
+        <w:t>第3章：甘口の定着、そして辛口復権の兆し</w:t>
       </w:r>
     </w:p>
     <w:p>
@@ -720,7 +803,7 @@
         <w:rPr>
           <w:rFonts w:ascii="Yu Gothic" w:hAnsi="Yu Gothic"/>
         </w:rPr>
-        <w:t>SAKETIMEのレビューデータは2017年〜2025年をカバーしている。この期間でのトレンド変化を追った。</w:t>
+        <w:t>SAKETIMEのレビューデータは2017年〜2025年をカバーしている。この8年間の変化を追うと、単純な「辛口から甘口へ」では語れない、もう少し複雑な物語が見えてくる。</w:t>
       </w:r>
     </w:p>
     <w:p>
@@ -738,8 +821,8 @@
       <w:r>
         <w:drawing>
           <wp:inline xmlns:a="http://schemas.openxmlformats.org/drawingml/2006/main" xmlns:pic="http://schemas.openxmlformats.org/drawingml/2006/picture">
-            <wp:extent cx="5303520" cy="3908259"/>
-            <wp:docPr id="7" name="Picture 7"/>
+            <wp:extent cx="5303520" cy="2626287"/>
+            <wp:docPr id="8" name="Picture 8"/>
             <wp:cNvGraphicFramePr>
               <a:graphicFrameLocks noChangeAspect="1"/>
             </wp:cNvGraphicFramePr>
@@ -751,7 +834,7 @@
                     <pic:cNvPicPr/>
                   </pic:nvPicPr>
                   <pic:blipFill>
-                    <a:blip r:embed="rId15"/>
+                    <a:blip r:embed="rId16"/>
                     <a:stretch>
                       <a:fillRect/>
                     </a:stretch>
@@ -759,7 +842,7 @@
                   <pic:spPr>
                     <a:xfrm>
                       <a:off x="0" y="0"/>
-                      <a:ext cx="5303520" cy="3908259"/>
+                      <a:ext cx="5303520" cy="2626287"/>
                     </a:xfrm>
                     <a:prstGeom prst="rect"/>
                   </pic:spPr>
@@ -782,7 +865,15 @@
           <w:color w:val="646464"/>
           <w:sz w:val="18"/>
         </w:rPr>
-        <w:t>図7: テイスト傾向の時系列推移（構造化データ）</w:t>
+        <w:t>図7: テイスト傾向の時系列推移（構造化データ、全銘柄）</w:t>
+      </w:r>
+    </w:p>
+    <w:p>
+      <w:r>
+        <w:rPr>
+          <w:rFonts w:ascii="Yu Gothic" w:hAnsi="Yu Gothic"/>
+        </w:rPr>
+        <w:t>4つの指標を同じスケールで並べると、興味深い動きが読み取れる。</w:t>
       </w:r>
     </w:p>
     <w:p>
@@ -793,7 +884,7 @@
         <w:rPr>
           <w:rFonts w:ascii="Yu Gothic" w:hAnsi="Yu Gothic"/>
         </w:rPr>
-        <w:t>甘口率は高水準で安定（上位50位: 54-60%で推移）</w:t>
+        <w:t>甘口率は40%前後で最も高い位置を維持しているが、実は2017年の42%から2025年の37%へ緩やかに低下している。甘口は王道として定着したものの、独走状態ではなくなりつつある。</w:t>
       </w:r>
     </w:p>
     <w:p>
@@ -804,7 +895,7 @@
         <w:rPr>
           <w:rFonts w:ascii="Yu Gothic" w:hAnsi="Yu Gothic"/>
         </w:rPr>
-        <w:t>辛口率は全体で下降傾向（15%→11%）</w:t>
+        <w:t>辛口率は2017年の22%から2022年の18%まで低下が続いた。しかし2023年を境に反転し、2025年には20%台へ再上昇している。辛口復権の兆しだ。</w:t>
       </w:r>
     </w:p>
     <w:p>
@@ -815,7 +906,26 @@
         <w:rPr>
           <w:rFonts w:ascii="Yu Gothic" w:hAnsi="Yu Gothic"/>
         </w:rPr>
-        <w:t>濃醇率は明確に下降（17%→8%に半減）― 「重い酒」離れが進行中</w:t>
+        <w:t>濃醇率は20%→14%へ着実に低下を続けており、「重い酒」離れのトレンドには変化がない。</w:t>
+      </w:r>
+    </w:p>
+    <w:p>
+      <w:pPr>
+        <w:pStyle w:val="ListBullet"/>
+      </w:pPr>
+      <w:r>
+        <w:rPr>
+          <w:rFonts w:ascii="Yu Gothic" w:hAnsi="Yu Gothic"/>
+        </w:rPr>
+        <w:t>軽快率は28-30%で安定しており、大きな変動はない。</w:t>
+      </w:r>
+    </w:p>
+    <w:p>
+      <w:r>
+        <w:rPr>
+          <w:rFonts w:ascii="Yu Gothic" w:hAnsi="Yu Gothic"/>
+        </w:rPr>
+        <w:t>つまり、2017年から2022年にかけては確かに「甘口優位・辛口退潮」の流れがあった。しかし直近の2023年以降、辛口率が反転上昇し、甘口率がやや下がっている。甘口一辺倒の時代は、すでにピークを過ぎた可能性がある。</w:t>
       </w:r>
     </w:p>
     <w:p>
@@ -834,7 +944,7 @@
         <w:drawing>
           <wp:inline xmlns:a="http://schemas.openxmlformats.org/drawingml/2006/main" xmlns:pic="http://schemas.openxmlformats.org/drawingml/2006/picture">
             <wp:extent cx="5303520" cy="2738286"/>
-            <wp:docPr id="8" name="Picture 8"/>
+            <wp:docPr id="9" name="Picture 9"/>
             <wp:cNvGraphicFramePr>
               <a:graphicFrameLocks noChangeAspect="1"/>
             </wp:cNvGraphicFramePr>
@@ -846,7 +956,7 @@
                     <pic:cNvPicPr/>
                   </pic:nvPicPr>
                   <pic:blipFill>
-                    <a:blip r:embed="rId16"/>
+                    <a:blip r:embed="rId17"/>
                     <a:stretch>
                       <a:fillRect/>
                     </a:stretch>
@@ -877,7 +987,7 @@
           <w:color w:val="646464"/>
           <w:sz w:val="18"/>
         </w:rPr>
-        <w:t>図8: 味わいキーワード出現率の推移（テキスト分析）</w:t>
+        <w:t>図8: 味わいキーワード出現率の推移（テキスト分析、全銘柄）</w:t>
       </w:r>
     </w:p>
     <w:p>
@@ -885,7 +995,7 @@
         <w:rPr>
           <w:rFonts w:ascii="Yu Gothic" w:hAnsi="Yu Gothic"/>
         </w:rPr>
-        <w:t>最も顕著な変化はフルーティ系キーワードの増加だ。上位50位では2017年の18%から2025年の28%へ、10ポイント上昇している。</w:t>
+        <w:t>レビューテキストの分析でも同様の傾向が確認できる。最も顕著な変化はフルーティ系キーワードの増加で、2017年の17%から2025年には25%まで上昇した。フルーティという表現は現在進行形で定着が進んでいる。</w:t>
       </w:r>
     </w:p>
     <w:p>
@@ -893,7 +1003,252 @@
         <w:rPr>
           <w:rFonts w:ascii="Yu Gothic" w:hAnsi="Yu Gothic"/>
         </w:rPr>
-        <w:t>甘口は2019年頃に一段階上がった後は安定しており、「いま強まっている」というよりは「既に主流として定着した」と言える方が正確だ。一方、フルーティという表現は現在進行形で増え続けている。</w:t>
+        <w:t>一方、甘口系キーワードは2019年頃に一段階上がったが、その後は横ばいだ。「いま強まっている」というよりは「既に主流として定着した」と言える。</w:t>
+      </w:r>
+    </w:p>
+    <w:p>
+      <w:pPr>
+        <w:spacing w:before="240" w:after="240"/>
+        <w:ind w:left="567"/>
+      </w:pPr>
+      <w:r>
+        <w:rPr>
+          <w:rFonts w:ascii="Yu Gothic" w:hAnsi="Yu Gothic"/>
+          <w:b/>
+          <w:color w:val="0F3460"/>
+          <w:sz w:val="24"/>
+        </w:rPr>
+        <w:t>甘口は王道として定着した。しかし辛口も復権しつつある。一方的なシフトではなく、多様化が進んでいるのかもしれない。</w:t>
+      </w:r>
+    </w:p>
+    <w:p>
+      <w:pPr>
+        <w:spacing w:before="320" w:after="320"/>
+        <w:jc w:val="center"/>
+      </w:pPr>
+      <w:r>
+        <w:rPr>
+          <w:color w:val="B4B4B4"/>
+          <w:sz w:val="28"/>
+        </w:rPr>
+        <w:t>― ― ―</w:t>
+      </w:r>
+    </w:p>
+    <w:p>
+      <w:pPr>
+        <w:pStyle w:val="Heading1"/>
+      </w:pPr>
+      <w:r>
+        <w:t>補章：別のデータソースで裏付ける ― さけのわのフレーバー分析</w:t>
+      </w:r>
+    </w:p>
+    <w:p>
+      <w:r>
+        <w:rPr>
+          <w:rFonts w:ascii="Yu Gothic" w:hAnsi="Yu Gothic"/>
+        </w:rPr>
+        <w:t>ここまでの分析はすべてSAKETIMEのデータに基づいている。結論の妥当性を検証するため、独立したデータソースである「さけのわ」のデータでクロスチェックを行った。</w:t>
+      </w:r>
+    </w:p>
+    <w:p>
+      <w:r>
+        <w:rPr>
+          <w:rFonts w:ascii="Yu Gothic" w:hAnsi="Yu Gothic"/>
+        </w:rPr>
+        <w:t>さけのわは日本酒コミュニティアプリで、100万件以上のチェックイン記録を持つ。公式に公開されているAPIから、約3,100銘柄のフレーバーデータを取得できる。特に有用なのは、レビューテキストのNLP解析から算出された「フレーバーチャート」（華やか/芳醇/重厚/穏やか/軽快/ドライの6軸数値）と、銘柄ごとに付与されたフレーバータグ（141種類）だ。</w:t>
+      </w:r>
+    </w:p>
+    <w:p>
+      <w:pPr>
+        <w:spacing w:before="160" w:after="160"/>
+        <w:ind w:left="454"/>
+      </w:pPr>
+      <w:r>
+        <w:rPr>
+          <w:rFonts w:ascii="Yu Gothic" w:hAnsi="Yu Gothic"/>
+          <w:i/>
+          <w:color w:val="646464"/>
+          <w:sz w:val="19"/>
+        </w:rPr>
+        <w:t>【データの性質について】さけのわのフレーバータグはSAKETIMEのテイスト評価（甘い/辛いの排他的選択）とは性質が異なる。レビューテキストから抽出された特徴語の集積であり、1銘柄に平均9.4個のタグが付く。「甘味」と「辛口」が同時に付いている銘柄も30%存在する。したがって、タグの出現率はその味わいが言及される頻度を示すものであり、排他的な分類ではない。また、さけのわデータプロジェクト (https://sakenowa.com) のデータを加工して利用している。</w:t>
+      </w:r>
+    </w:p>
+    <w:p>
+      <w:pPr>
+        <w:jc w:val="center"/>
+      </w:pPr>
+      <w:r>
+        <w:drawing>
+          <wp:inline xmlns:a="http://schemas.openxmlformats.org/drawingml/2006/main" xmlns:pic="http://schemas.openxmlformats.org/drawingml/2006/picture">
+            <wp:extent cx="5303520" cy="2457576"/>
+            <wp:docPr id="10" name="Picture 10"/>
+            <wp:cNvGraphicFramePr>
+              <a:graphicFrameLocks noChangeAspect="1"/>
+            </wp:cNvGraphicFramePr>
+            <a:graphic>
+              <a:graphicData uri="http://schemas.openxmlformats.org/drawingml/2006/picture">
+                <pic:pic>
+                  <pic:nvPicPr>
+                    <pic:cNvPr id="0" name="fig12_sakenowa_analysis.png"/>
+                    <pic:cNvPicPr/>
+                  </pic:nvPicPr>
+                  <pic:blipFill>
+                    <a:blip r:embed="rId18"/>
+                    <a:stretch>
+                      <a:fillRect/>
+                    </a:stretch>
+                  </pic:blipFill>
+                  <pic:spPr>
+                    <a:xfrm>
+                      <a:off x="0" y="0"/>
+                      <a:ext cx="5303520" cy="2457576"/>
+                    </a:xfrm>
+                    <a:prstGeom prst="rect"/>
+                  </pic:spPr>
+                </pic:pic>
+              </a:graphicData>
+            </a:graphic>
+          </wp:inline>
+        </w:drawing>
+      </w:r>
+    </w:p>
+    <w:p>
+      <w:pPr>
+        <w:spacing w:after="320"/>
+        <w:jc w:val="center"/>
+      </w:pPr>
+      <w:r>
+        <w:rPr>
+          <w:rFonts w:ascii="Yu Gothic" w:hAnsi="Yu Gothic"/>
+          <w:i/>
+          <w:color w:val="646464"/>
+          <w:sz w:val="18"/>
+        </w:rPr>
+        <w:t>図：さけのわランキング帯別のフレーバータグ出現率（左）とフレーバーチャート6軸平均（右）</w:t>
+      </w:r>
+    </w:p>
+    <w:p>
+      <w:pPr>
+        <w:pStyle w:val="Heading2"/>
+      </w:pPr>
+      <w:r>
+        <w:t>フレーバーチャート6軸が語るもの</w:t>
+      </w:r>
+    </w:p>
+    <w:p>
+      <w:r>
+        <w:rPr>
+          <w:rFonts w:ascii="Yu Gothic" w:hAnsi="Yu Gothic"/>
+        </w:rPr>
+        <w:t>右のレーダーチャートは、ランキング帯別にフレーバーチャート6軸の平均値をプロットしたものだ。上位銘柄と圏外銘柄で形が明確に異なる。</w:t>
+      </w:r>
+    </w:p>
+    <w:p>
+      <w:pPr>
+        <w:pStyle w:val="ListBullet"/>
+      </w:pPr>
+      <w:r>
+        <w:rPr>
+          <w:rFonts w:ascii="Yu Gothic" w:hAnsi="Yu Gothic"/>
+        </w:rPr>
+        <w:t>華やか: 上位ほど高い（1-10位: 0.50 → 圏外: 0.35）。上位銘柄の最大の特徴は「華やかさ」にある</w:t>
+      </w:r>
+    </w:p>
+    <w:p>
+      <w:pPr>
+        <w:pStyle w:val="ListBullet"/>
+      </w:pPr>
+      <w:r>
+        <w:rPr>
+          <w:rFonts w:ascii="Yu Gothic" w:hAnsi="Yu Gothic"/>
+        </w:rPr>
+        <w:t>重厚: 上位ほど低い（1-10位: 0.24 → 圏外: 0.35）。SAKETIMEで見た「上位は芳醇ではなく軽め」という結論と完全に一致する</w:t>
+      </w:r>
+    </w:p>
+    <w:p>
+      <w:pPr>
+        <w:pStyle w:val="ListBullet"/>
+      </w:pPr>
+      <w:r>
+        <w:rPr>
+          <w:rFonts w:ascii="Yu Gothic" w:hAnsi="Yu Gothic"/>
+        </w:rPr>
+        <w:t>ドライ: 意外にも上位ほどやや高い（1-10位: 0.47 → 圏外: 0.39）。これは「辛口」とは異なる文脈で、キレの良さや洗練された味わいを反映している可能性がある</w:t>
+      </w:r>
+    </w:p>
+    <w:p>
+      <w:pPr>
+        <w:pStyle w:val="Heading2"/>
+      </w:pPr>
+      <w:r>
+        <w:t>フレーバータグが語るもの</w:t>
+      </w:r>
+    </w:p>
+    <w:p>
+      <w:r>
+        <w:rPr>
+          <w:rFonts w:ascii="Yu Gothic" w:hAnsi="Yu Gothic"/>
+        </w:rPr>
+        <w:t>左の棒グラフでは、主要なフレーバータグの出現率をランキング帯別に比較した。</w:t>
+      </w:r>
+    </w:p>
+    <w:p>
+      <w:pPr>
+        <w:pStyle w:val="ListBullet"/>
+      </w:pPr>
+      <w:r>
+        <w:rPr>
+          <w:rFonts w:ascii="Yu Gothic" w:hAnsi="Yu Gothic"/>
+        </w:rPr>
+        <w:t>辛口タグ: 1-10位で0%、51-100位で78%。SAKETIMEの分析（Top10で辛口率4%、下位で29%）と方向性が完全に一致</w:t>
+      </w:r>
+    </w:p>
+    <w:p>
+      <w:pPr>
+        <w:pStyle w:val="ListBullet"/>
+      </w:pPr>
+      <w:r>
+        <w:rPr>
+          <w:rFonts w:ascii="Yu Gothic" w:hAnsi="Yu Gothic"/>
+        </w:rPr>
+        <w:t>フルーティ: 1-10位で100%、圏外で33%。上位銘柄のフルーティ傾向がここでも裏付けられた</w:t>
+      </w:r>
+    </w:p>
+    <w:p>
+      <w:pPr>
+        <w:pStyle w:val="ListBullet"/>
+      </w:pPr>
+      <w:r>
+        <w:rPr>
+          <w:rFonts w:ascii="Yu Gothic" w:hAnsi="Yu Gothic"/>
+        </w:rPr>
+        <w:t>濃厚・コク: 上位ほど低い。「芳醇」が上位の特徴ではないことを再確認</w:t>
+      </w:r>
+    </w:p>
+    <w:p>
+      <w:pPr>
+        <w:pStyle w:val="ListBullet"/>
+      </w:pPr>
+      <w:r>
+        <w:rPr>
+          <w:rFonts w:ascii="Yu Gothic" w:hAnsi="Yu Gothic"/>
+        </w:rPr>
+        <w:t>バランス・フレッシュ・さわやか: 上位で突出して高い。上位銘柄の本質は「重さ」ではなく「調和とみずみずしさ」にある</w:t>
+      </w:r>
+    </w:p>
+    <w:p>
+      <w:pPr>
+        <w:spacing w:before="240" w:after="240"/>
+        <w:ind w:left="567"/>
+      </w:pPr>
+      <w:r>
+        <w:rPr>
+          <w:rFonts w:ascii="Yu Gothic" w:hAnsi="Yu Gothic"/>
+          <w:b/>
+          <w:color w:val="0F3460"/>
+          <w:sz w:val="24"/>
+        </w:rPr>
+        <w:t>独立したデータソースで、SAKETIMEの結論が裏付けられた。上位銘柄は「華やかでフルーティ、軽やかでバランスが良い」。辛口や濃厚は上位ほど少ない。</w:t>
       </w:r>
     </w:p>
     <w:p>
@@ -922,15 +1277,7 @@
         <w:rPr>
           <w:rFonts w:ascii="Yu Gothic" w:hAnsi="Yu Gothic"/>
         </w:rPr>
-        <w:t>ここまでのデータを見ると、「辛口の時代は終わった」と結論づけたくなる。愛好家のレビューサイトでは甘口・フルーティが主流になり、辛口のキーワードは減少傾向にある。</w:t>
-      </w:r>
-    </w:p>
-    <w:p>
-      <w:r>
-        <w:rPr>
-          <w:rFonts w:ascii="Yu Gothic" w:hAnsi="Yu Gothic"/>
-        </w:rPr>
-        <w:t>しかし、もう一つのデータソースが、まったく異なる景色を見せてくれる。</w:t>
+        <w:t>SAKETIMEとさけのわ、2つのデータソースから同じ傾向が確認された。では、もっと広い視点で見るとどうか。一般消費者はどう動いているのだろう。</w:t>
       </w:r>
     </w:p>
     <w:p>
@@ -946,7 +1293,7 @@
         <w:rPr>
           <w:rFonts w:ascii="Yu Gothic" w:hAnsi="Yu Gothic"/>
         </w:rPr>
-        <w:t>NDLのデータが2000年頃で途切れるため、Google Trendsで2004年以降の検索トレンドを確認した。NDLのデータとは異なり、Google Trendsでは「日本酒」との組み合わせで検索しているため、日本酒の文脈に限定されたデータである。</w:t>
+        <w:t>Google Trendsで2004年以降の検索トレンドを確認した。NDLのデータとは異なり、Google Trendsでは「日本酒」との組み合わせで検索しているため、日本酒の文脈に限定されたデータである。</w:t>
       </w:r>
     </w:p>
     <w:p>
@@ -957,7 +1304,7 @@
         <w:drawing>
           <wp:inline xmlns:a="http://schemas.openxmlformats.org/drawingml/2006/main" xmlns:pic="http://schemas.openxmlformats.org/drawingml/2006/picture">
             <wp:extent cx="5303520" cy="3967077"/>
-            <wp:docPr id="9" name="Picture 9"/>
+            <wp:docPr id="11" name="Picture 11"/>
             <wp:cNvGraphicFramePr>
               <a:graphicFrameLocks noChangeAspect="1"/>
             </wp:cNvGraphicFramePr>
@@ -969,7 +1316,7 @@
                     <pic:cNvPicPr/>
                   </pic:nvPicPr>
                   <pic:blipFill>
-                    <a:blip r:embed="rId17"/>
+                    <a:blip r:embed="rId19"/>
                     <a:stretch>
                       <a:fillRect/>
                     </a:stretch>
@@ -1008,7 +1355,7 @@
         <w:rPr>
           <w:rFonts w:ascii="Yu Gothic" w:hAnsi="Yu Gothic"/>
         </w:rPr>
-        <w:t>結果は衝撃的だった。Google検索では「日本酒 辛口」が「日本酒 甘口」の約2.5倍の検索量を一貫して維持しているのだ。しかも、辛口の検索量は減るどころか、2004年から2025年にかけて右肩上がりで増え続けている。</w:t>
+        <w:t>結果は明快だった。Google検索では「日本酒 辛口」が「日本酒 甘口」の約2.5倍の検索量を一貫して維持している。しかも、辛口の検索量は2004年から2025年にかけて右肩上がりで増え続けている。</w:t>
       </w:r>
     </w:p>
     <w:p>
@@ -1016,7 +1363,7 @@
         <w:rPr>
           <w:rFonts w:ascii="Yu Gothic" w:hAnsi="Yu Gothic"/>
         </w:rPr>
-        <w:t>つまり、一般消費者が日本酒を探すとき、いまだに「辛口」が最も重要なキーワードなのだ。</w:t>
+        <w:t>SAKETIMEの愛好家コミュニティでは甘口・フルーティが上位を占めていたが、一般消費者が日本酒を探すときの軸は、いまだに「辛口」なのだ。</w:t>
       </w:r>
     </w:p>
     <w:p>
@@ -1024,7 +1371,7 @@
         <w:pStyle w:val="Heading2"/>
       </w:pPr>
       <w:r>
-        <w:t>二つの世界</w:t>
+        <w:t>三つの層</w:t>
       </w:r>
     </w:p>
     <w:p>
@@ -1039,7 +1386,7 @@
           <w:color w:val="0F3460"/>
           <w:sz w:val="24"/>
         </w:rPr>
-        <w:t>辛口の時代は「終わっていない」。しかし、「二つの世界」が生まれている。</w:t>
+        <w:t>辛口の時代は「終わっていない」。むしろ、日本酒の味わいをめぐる風景は三層構造になっている。</w:t>
       </w:r>
     </w:p>
     <w:p>
@@ -1050,7 +1397,7 @@
         <w:rPr>
           <w:rFonts w:ascii="Yu Gothic" w:hAnsi="Yu Gothic"/>
         </w:rPr>
-        <w:t>愛好家の世界（SAKETIMEレビュアー）：甘口・フルーティ・軽快が主流。上位ランキングは甘口に収束しつつある。</w:t>
+        <w:t>第1層・ランキング上位（Top10〜50位）：甘口・フルーティ・軽快が支配的。甘口率67%、辛口率4%。</w:t>
       </w:r>
     </w:p>
     <w:p>
@@ -1061,7 +1408,18 @@
         <w:rPr>
           <w:rFonts w:ascii="Yu Gothic" w:hAnsi="Yu Gothic"/>
         </w:rPr>
-        <w:t>一般消費者の世界（Google検索）：依然として「辛口」が日本酒を選ぶ際の主要キーワード。その検索量はむしろ増加中。</w:t>
+        <w:t>第2層・ランキング下位（501位以降）：甘口率28%、辛口率29%。甘辛が拮抗しており、辛口の銘柄も数多く存在。</w:t>
+      </w:r>
+    </w:p>
+    <w:p>
+      <w:pPr>
+        <w:pStyle w:val="ListBullet"/>
+      </w:pPr>
+      <w:r>
+        <w:rPr>
+          <w:rFonts w:ascii="Yu Gothic" w:hAnsi="Yu Gothic"/>
+        </w:rPr>
+        <w:t>第3層・一般消費者（Google検索）：「辛口」が一貫して主要キーワード。検索量は増加中。</w:t>
       </w:r>
     </w:p>
     <w:p>
@@ -1069,15 +1427,7 @@
         <w:rPr>
           <w:rFonts w:ascii="Yu Gothic" w:hAnsi="Yu Gothic"/>
         </w:rPr>
-        <w:t>興味深いことに、この分断はSAKETIMEの中にも存在する。同じレビューサイトの中でも、ランキング上位（甘口率67%、辛口率4%）と501位以降（甘口率28%、辛口率29%）では、まるで別の世界だ。愛好家が注目する上位銘柄は甘口・フルーティの世界だが、全体を俯瞰すれば辛口の銘柄も数多く存在している。</w:t>
-      </w:r>
-    </w:p>
-    <w:p>
-      <w:r>
-        <w:rPr>
-          <w:rFonts w:ascii="Yu Gothic" w:hAnsi="Yu Gothic"/>
-        </w:rPr>
-        <w:t>日本酒の味わいトレンドには「二重構造」が存在している。愛好家コミュニティの注目銘柄ではとっくに甘口・フルーティへのシフトが起きているのに、一般消費者の検索行動ではまだ「辛口」が軸なのだ。</w:t>
+        <w:t>しかも、第3章で見たように、SAKETIMEのレビュー全体でも辛口率は近年再上昇している。愛好家コミュニティの中でさえ、辛口への揺り戻しが始まっているのだ。「辛口がいい酒」は終わるどころか、むしろしぶとく生き続けている。</w:t>
       </w:r>
     </w:p>
     <w:p>
@@ -1098,7 +1448,7 @@
         <w:pStyle w:val="Heading1"/>
       </w:pPr>
       <w:r>
-        <w:t>まとめ：140年のサイクルと、いま起きている分断</w:t>
+        <w:t>まとめ：140年のサイクルと「辛口」のしぶとさ</w:t>
       </w:r>
     </w:p>
     <w:p>
@@ -1150,7 +1500,18 @@
         <w:rPr>
           <w:rFonts w:ascii="Yu Gothic" w:hAnsi="Yu Gothic"/>
         </w:rPr>
-        <w:t>2010年代後半〜：甘口・フルーティ回帰（SAKETIMEレビューで顕著）</w:t>
+        <w:t>2010年代後半〜：甘口・フルーティが王道化（SAKETIMEレビューで顕著）</w:t>
+      </w:r>
+    </w:p>
+    <w:p>
+      <w:pPr>
+        <w:pStyle w:val="ListBullet"/>
+      </w:pPr>
+      <w:r>
+        <w:rPr>
+          <w:rFonts w:ascii="Yu Gothic" w:hAnsi="Yu Gothic"/>
+        </w:rPr>
+        <w:t>2023年〜：辛口復権の兆し（SAKETIME全体で辛口率が再上昇）</w:t>
       </w:r>
     </w:p>
     <w:p>
@@ -1158,7 +1519,7 @@
         <w:rPr>
           <w:rFonts w:ascii="Yu Gothic" w:hAnsi="Yu Gothic"/>
         </w:rPr>
-        <w:t>約140年をかけて、甘口→辛口→甘口（フルーティ）という大きな揺り戻しが起きている。ただし、現在の「甘口回帰」は明治の甘口とは異なり、フルーティで軽快、上品な甘さという新しい文脈の中で起きている。</w:t>
+        <w:t>約140年をかけて、甘口→辛口→甘口（フルーティ）という大きな揺り戻しが起きてきた。しかし、現在起きていることは単純な「甘口回帰」ではない。甘口・フルーティが王道として定着する一方で、辛口も復権しつつあり、味わいの多様化が進んでいるように見える。</w:t>
       </w:r>
     </w:p>
     <w:p>
@@ -1166,7 +1527,7 @@
         <w:rPr>
           <w:rFonts w:ascii="Yu Gothic" w:hAnsi="Yu Gothic"/>
         </w:rPr>
-        <w:t>そして最も重要な発見は、この変化が愛好家層から先行して起きているということだ。SAKETIMEのランキング上位はすでに甘口・フルーティ・軽快に収束しつつあるが、一般消費者のGoogle検索では「辛口」がいまも主役であり、その検索量は増え続けている。</w:t>
+        <w:t>そして最も印象的な発見は、「辛口がいい酒」のしぶとさだ。SAKETIMEのランキング上位では甘口が圧倒的でも、501位以降では辛口率が29%を占める。一般消費者のGoogle検索では辛口が甘口の2.5倍。そしてSAKETIMEのレビュー全体でも、辛口率は近年再び上昇に転じている。</w:t>
       </w:r>
     </w:p>
     <w:p>
@@ -1174,7 +1535,7 @@
         <w:rPr>
           <w:rFonts w:ascii="Yu Gothic" w:hAnsi="Yu Gothic"/>
         </w:rPr>
-        <w:t>この「愛好家と一般層のギャップ」が今後縮まっていくのか、それとも棲み分けとして定着するのか。それは、日本酒市場の行方を占う重要な問いだろう。</w:t>
+        <w:t>「辛口がいい酒」の時代は終わったか？ ― データが示す答えは、「終わっていない。そしてこれからも終わらないかもしれない」である。</w:t>
       </w:r>
     </w:p>
     <w:p>
@@ -1218,6 +1579,32 @@
           <w:rFonts w:ascii="Yu Gothic" w:hAnsi="Yu Gothic"/>
         </w:rPr>
         <w:t>テキスト分析: キーワード出現率の集計、ランキング帯別・年代別クロス分析</w:t>
+      </w:r>
+    </w:p>
+    <w:p>
+      <w:pPr>
+        <w:pStyle w:val="ListBullet"/>
+      </w:pPr>
+      <w:r>
+        <w:rPr>
+          <w:rFonts w:ascii="Yu Gothic" w:hAnsi="Yu Gothic"/>
+        </w:rPr>
+        <w:t>さけのわデータ: さけのわデータプロジェクトAPI（約3,100銘柄のフレーバーチャート6軸・フレーバータグ141種）</w:t>
+      </w:r>
+    </w:p>
+    <w:p>
+      <w:pPr>
+        <w:spacing w:before="160" w:after="160"/>
+        <w:ind w:left="454"/>
+      </w:pPr>
+      <w:r>
+        <w:rPr>
+          <w:rFonts w:ascii="Yu Gothic" w:hAnsi="Yu Gothic"/>
+          <w:i/>
+          <w:color w:val="646464"/>
+          <w:sz w:val="19"/>
+        </w:rPr>
+        <w:t>【レビュアーの偏りについて】SAKETIMEの約37万件のレビューは4,625人のユーザーによって投稿されているが、その分布は極めて偏っている。最多投稿者は1人で約14,000件（全体の3.8%）を投稿しており、上位100人（全ユーザーの2.2%）が全レビューの37%を、上位500人（10.8%）が72%を占める。本分析の結果は、こうした一部のヘビーレビュアーの嗜好に強く影響されている可能性がある点に留意されたい。</w:t>
       </w:r>
     </w:p>
     <w:p>

--- a/blog/article.docx
+++ b/blog/article.docx
@@ -37,7 +37,7 @@
         <w:rPr>
           <w:rFonts w:ascii="Yu Gothic" w:hAnsi="Yu Gothic"/>
         </w:rPr>
-        <w:t>「日本酒は辛口がうまい」―― 居酒屋でもよく聞くこのフレーズ。しかし最近、日本酒レビューサイトのランキング上位を占めるのは甘口でフルーティな銘柄ばかりだ。辛口の時代は本当に終わったのか？ 国立国会図書館の出版物データ、日本酒レビューサイトSAKETIMEの約37万件のレビュー、そしてGoogle Trendsの検索データを横断分析し、140年のスパンで答えを探った。</w:t>
+        <w:t>「日本酒は辛口にかぎる」―― 以前は居酒屋でもよく聞かれたこのフレーズ。しかし最近、よく聞く銘柄は甘口でフルーティなものばかり。辛口の時代は本当に終わったのか？ 国立国会図書館の出版物データ、日本酒レビューサイトSAKETIMEの約37万件のレビュー、そしてGoogle Trendsの検索データを横断分析し、140年のスパンで答えを探った。</w:t>
       </w:r>
     </w:p>
     <w:p>
@@ -66,7 +66,7 @@
         <w:rPr>
           <w:rFonts w:ascii="Yu Gothic" w:hAnsi="Yu Gothic"/>
         </w:rPr>
-        <w:t>きっかけはYouTubeの日本酒動画だった。その動画では、日本最大級の日本酒レビューサイト「SAKETIME」のランキングを見て、「上位に入る日本酒は、甘口で芳醇なものが多い」という結論に達していた。</w:t>
+        <w:t>きっかけはYouTubeの日本酒動画だった。その動画では、日本最大級の日本酒レビューサイト「SAKETIME」のランキングを見て、「上位に入る日本酒は、甘旨（あまうま）ジューシーものばかり」という結論に達していた。</w:t>
       </w:r>
     </w:p>
     <w:p>
@@ -74,7 +74,7 @@
         <w:rPr>
           <w:rFonts w:ascii="Yu Gothic" w:hAnsi="Yu Gothic"/>
         </w:rPr>
-        <w:t>直感的にはそうかもしれない。しかし、本当にデータで裏付けられるのだろうか？ そして、もしランキング上位が甘口ばかりだとしたら、あの「辛口がいい酒」という長年の常識はどうなったのか？</w:t>
+        <w:t>十四代、新政、而今、花陽浴、どの銘柄も一言で表すのは難しい深みを持っているが、直感的にはそうかもしれない。しかし、本当にデータで裏付けられるのだろうか？ そして、もしランキング上位が甘口ばかりだとしたら、あの「辛口がいい酒」という長年の常識はどうなったのか？</w:t>
       </w:r>
     </w:p>
     <w:p>
@@ -112,21 +112,6 @@
           <w:rFonts w:ascii="Yu Gothic" w:hAnsi="Yu Gothic"/>
         </w:rPr>
         <w:t>まず、長い歴史のスパンで見てみよう。国立国会図書館が提供するNDL Ngram Viewerは、約230万点の図書・雑誌のOCRテキストから、キーワードの出現頻度を年代別に可視化できるツールだ。「辛口」「甘口」「淡麗」「芳醇」「吟醸」「純米」の出現比率を1880年代から追った。</w:t>
-      </w:r>
-    </w:p>
-    <w:p>
-      <w:pPr>
-        <w:spacing w:before="160" w:after="160"/>
-        <w:ind w:left="454"/>
-      </w:pPr>
-      <w:r>
-        <w:rPr>
-          <w:rFonts w:ascii="Yu Gothic" w:hAnsi="Yu Gothic"/>
-          <w:i/>
-          <w:color w:val="646464"/>
-          <w:sz w:val="19"/>
-        </w:rPr>
-        <w:t>【注意】NDL Ngram Viewerのデータは全出版物における単語の出現頻度であり、日本酒の文脈に限定されていない。たとえば「辛口」には批評の「辛口コメント」、「甘口」にはカレーの「甘口」なども含まれる。日本酒固有の語である「淡麗」「吟醸」「純米」は比較的日本酒文脈に近いと考えられるが、厳密には他の用法も含まれる点に留意されたい。あくまで長期的なトレンドの参考値として解釈すべきデータである。</w:t>
       </w:r>
     </w:p>
     <w:p>
@@ -188,7 +173,7 @@
         <w:rPr>
           <w:rFonts w:ascii="Yu Gothic" w:hAnsi="Yu Gothic"/>
         </w:rPr>
-        <w:t>結果は驚くべきものだった。明治時代（1880年代）には、「甘口」が出版物で圧倒的に多く使われていた。つまり、日本酒の味わいの語りはもともと「甘口」が中心だったのだ。</w:t>
+        <w:t>明治時代（1880年代）には、「甘口」が出版物で圧倒的に多く使われていた。文献ではよく指摘されることだが、江戸時代の日本酒の味わいの語りはもともと「甘口」が中心だった。そのような傾向がデータに現れている可能性がある。</w:t>
       </w:r>
     </w:p>
     <w:p>
@@ -197,6 +182,14 @@
           <w:rFonts w:ascii="Yu Gothic" w:hAnsi="Yu Gothic"/>
         </w:rPr>
         <w:t>「甘口」はその後100年かけて緩やかに減少し、代わりに1970年代から「辛口」が急上昇する。同時期に日本酒固有の語である「淡麗」も上昇していることから、これは日本酒の「淡麗辛口ブーム」の到来を反映していると推測できる。</w:t>
+      </w:r>
+    </w:p>
+    <w:p>
+      <w:r>
+        <w:rPr>
+          <w:rFonts w:ascii="Yu Gothic" w:hAnsi="Yu Gothic"/>
+        </w:rPr>
+        <w:t>「辛口」信仰を戦後の三増酒（米不足から醸造アルコール、糖類、酸味料を加え、原料米の約3倍量に増量したお酒、甘くベタつく味わいから低品質な酒の代名詞）へのカウンターとする議論も聞かれるが、少なくとも第二次世界大戦直後に「辛口」が文献レベルで増えたという証拠は見つけられなかった。</w:t>
       </w:r>
     </w:p>
     <w:p>
@@ -233,7 +226,7 @@
         <w:rPr>
           <w:rFonts w:ascii="Yu Gothic" w:hAnsi="Yu Gothic"/>
         </w:rPr>
-        <w:t>では、現在の日本酒レビューサイトではどうなっているのか。SAKETIMEの全5,386銘柄のランキングデータを分析した。</w:t>
+        <w:t>では、現在の日本酒レビューサイトではどうなっているのか。SAKETIMEの全5,386銘柄・約37万件のレビューを分析した。</w:t>
       </w:r>
     </w:p>
     <w:p>
@@ -241,160 +234,7 @@
         <w:pStyle w:val="Heading2"/>
       </w:pPr>
       <w:r>
-        <w:t>ランキングの全体像</w:t>
-      </w:r>
-    </w:p>
-    <w:p>
-      <w:r>
-        <w:rPr>
-          <w:rFonts w:ascii="Yu Gothic" w:hAnsi="Yu Gothic"/>
-        </w:rPr>
-        <w:t>評価スコアの平均は3.18（5点満点）で、大半が3.0前後に集中している。注目すべきは、レビュー数（対数スケール）と評価の相関が0.888と非常に高いこと。多くのレビューを集める銘柄ほど高評価を得ている。</w:t>
-      </w:r>
-    </w:p>
-    <w:p>
-      <w:pPr>
-        <w:jc w:val="center"/>
-      </w:pPr>
-      <w:r>
-        <w:drawing>
-          <wp:inline xmlns:a="http://schemas.openxmlformats.org/drawingml/2006/main" xmlns:pic="http://schemas.openxmlformats.org/drawingml/2006/picture">
-            <wp:extent cx="5303520" cy="3920490"/>
-            <wp:docPr id="2" name="Picture 2"/>
-            <wp:cNvGraphicFramePr>
-              <a:graphicFrameLocks noChangeAspect="1"/>
-            </wp:cNvGraphicFramePr>
-            <a:graphic>
-              <a:graphicData uri="http://schemas.openxmlformats.org/drawingml/2006/picture">
-                <pic:pic>
-                  <pic:nvPicPr>
-                    <pic:cNvPr id="0" name="fig1_rating_vs_reviews.png"/>
-                    <pic:cNvPicPr/>
-                  </pic:nvPicPr>
-                  <pic:blipFill>
-                    <a:blip r:embed="rId10"/>
-                    <a:stretch>
-                      <a:fillRect/>
-                    </a:stretch>
-                  </pic:blipFill>
-                  <pic:spPr>
-                    <a:xfrm>
-                      <a:off x="0" y="0"/>
-                      <a:ext cx="5303520" cy="3920490"/>
-                    </a:xfrm>
-                    <a:prstGeom prst="rect"/>
-                  </pic:spPr>
-                </pic:pic>
-              </a:graphicData>
-            </a:graphic>
-          </wp:inline>
-        </w:drawing>
-      </w:r>
-    </w:p>
-    <w:p>
-      <w:pPr>
-        <w:spacing w:after="320"/>
-        <w:jc w:val="center"/>
-      </w:pPr>
-      <w:r>
-        <w:rPr>
-          <w:rFonts w:ascii="Yu Gothic" w:hAnsi="Yu Gothic"/>
-          <w:i/>
-          <w:color w:val="646464"/>
-          <w:sz w:val="18"/>
-        </w:rPr>
-        <w:t>図2: 評価スコア vs レビュー数。上位10銘柄をラベル表示。</w:t>
-      </w:r>
-    </w:p>
-    <w:p>
-      <w:pPr>
-        <w:pStyle w:val="Heading2"/>
-      </w:pPr>
-      <w:r>
-        <w:t>参考：特定名称による評価の違い</w:t>
-      </w:r>
-    </w:p>
-    <w:p>
-      <w:pPr>
-        <w:jc w:val="center"/>
-      </w:pPr>
-      <w:r>
-        <w:drawing>
-          <wp:inline xmlns:a="http://schemas.openxmlformats.org/drawingml/2006/main" xmlns:pic="http://schemas.openxmlformats.org/drawingml/2006/picture">
-            <wp:extent cx="5303520" cy="3160684"/>
-            <wp:docPr id="3" name="Picture 3"/>
-            <wp:cNvGraphicFramePr>
-              <a:graphicFrameLocks noChangeAspect="1"/>
-            </wp:cNvGraphicFramePr>
-            <a:graphic>
-              <a:graphicData uri="http://schemas.openxmlformats.org/drawingml/2006/picture">
-                <pic:pic>
-                  <pic:nvPicPr>
-                    <pic:cNvPr id="0" name="fig10_price_specname.png"/>
-                    <pic:cNvPicPr/>
-                  </pic:nvPicPr>
-                  <pic:blipFill>
-                    <a:blip r:embed="rId11"/>
-                    <a:stretch>
-                      <a:fillRect/>
-                    </a:stretch>
-                  </pic:blipFill>
-                  <pic:spPr>
-                    <a:xfrm>
-                      <a:off x="0" y="0"/>
-                      <a:ext cx="5303520" cy="3160684"/>
-                    </a:xfrm>
-                    <a:prstGeom prst="rect"/>
-                  </pic:spPr>
-                </pic:pic>
-              </a:graphicData>
-            </a:graphic>
-          </wp:inline>
-        </w:drawing>
-      </w:r>
-    </w:p>
-    <w:p>
-      <w:pPr>
-        <w:spacing w:after="320"/>
-        <w:jc w:val="center"/>
-      </w:pPr>
-      <w:r>
-        <w:rPr>
-          <w:rFonts w:ascii="Yu Gothic" w:hAnsi="Yu Gothic"/>
-          <w:i/>
-          <w:color w:val="646464"/>
-          <w:sz w:val="18"/>
-        </w:rPr>
-        <w:t>図：特定名称別の平均評価</w:t>
-      </w:r>
-    </w:p>
-    <w:p>
-      <w:r>
-        <w:rPr>
-          <w:rFonts w:ascii="Yu Gothic" w:hAnsi="Yu Gothic"/>
-        </w:rPr>
-        <w:t>参考までに、特定名称酒のカテゴリーが評価にどう影響するかを見ておこう。純米大吟醸（4.16）が最も高く、純米吟醸（4.05）が続く。一方、本醸造（3.79）や普通酒（3.75）は相対的に低い。精米歩合が高く手間をかけた酒ほど高評価という、ある意味で順当な結果だ。ただし差は0.4ポイント程度であり、特定名称だけで評価が決まるわけではない。</w:t>
-      </w:r>
-    </w:p>
-    <w:p>
-      <w:pPr>
-        <w:spacing w:before="320" w:after="320"/>
-        <w:jc w:val="center"/>
-      </w:pPr>
-      <w:r>
-        <w:rPr>
-          <w:color w:val="B4B4B4"/>
-          <w:sz w:val="28"/>
-        </w:rPr>
-        <w:t>― ― ―</w:t>
-      </w:r>
-    </w:p>
-    <w:p>
-      <w:pPr>
-        <w:pStyle w:val="Heading2"/>
-      </w:pPr>
-      <w:r>
-        <w:t>構造化データ：上位ほど甘口、しかし「芳醇」ではない</w:t>
+        <w:t>構造化データ：上位ほど甘口、しかし「濃醇」ではない</w:t>
       </w:r>
     </w:p>
     <w:p>
@@ -413,7 +253,7 @@
         <w:drawing>
           <wp:inline xmlns:a="http://schemas.openxmlformats.org/drawingml/2006/main" xmlns:pic="http://schemas.openxmlformats.org/drawingml/2006/picture">
             <wp:extent cx="5303520" cy="2056422"/>
-            <wp:docPr id="4" name="Picture 4"/>
+            <wp:docPr id="2" name="Picture 2"/>
             <wp:cNvGraphicFramePr>
               <a:graphicFrameLocks noChangeAspect="1"/>
             </wp:cNvGraphicFramePr>
@@ -425,7 +265,7 @@
                     <pic:cNvPicPr/>
                   </pic:nvPicPr>
                   <pic:blipFill>
-                    <a:blip r:embed="rId12"/>
+                    <a:blip r:embed="rId10"/>
                     <a:stretch>
                       <a:fillRect/>
                     </a:stretch>
@@ -505,7 +345,7 @@
         <w:rPr>
           <w:rFonts w:ascii="Yu Gothic" w:hAnsi="Yu Gothic"/>
         </w:rPr>
-        <w:t>YouTube動画の「甘口」という指摘は正しかったが、「芳醇」は誤りだった。上位銘柄は甘口だが、ボディは重厚ではなく普通〜やや軽めなのだ。</w:t>
+        <w:t>YouTube動画の「甘口」という指摘は正しかったが、「旨味」、「ジューシー」についてはある程度慎重になる必要があるように思う。「濃醇」＝「旨味」ではない。ここではボディが重いか軽いかということだが、軽快なものというのは水のようにするする呑めるものと考えた時には、一定程度の関連をここにみても良いだろう。これは上位銘柄は甘口だが、ボディは重厚ではなく普通〜やや軽めなのだ。</w:t>
       </w:r>
     </w:p>
     <w:p>
@@ -532,7 +372,7 @@
         <w:drawing>
           <wp:inline xmlns:a="http://schemas.openxmlformats.org/drawingml/2006/main" xmlns:pic="http://schemas.openxmlformats.org/drawingml/2006/picture">
             <wp:extent cx="5303520" cy="2633946"/>
-            <wp:docPr id="5" name="Picture 5"/>
+            <wp:docPr id="3" name="Picture 3"/>
             <wp:cNvGraphicFramePr>
               <a:graphicFrameLocks noChangeAspect="1"/>
             </wp:cNvGraphicFramePr>
@@ -544,7 +384,7 @@
                     <pic:cNvPicPr/>
                   </pic:nvPicPr>
                   <pic:blipFill>
-                    <a:blip r:embed="rId13"/>
+                    <a:blip r:embed="rId11"/>
                     <a:stretch>
                       <a:fillRect/>
                     </a:stretch>
@@ -638,7 +478,7 @@
         <w:drawing>
           <wp:inline xmlns:a="http://schemas.openxmlformats.org/drawingml/2006/main" xmlns:pic="http://schemas.openxmlformats.org/drawingml/2006/picture">
             <wp:extent cx="5303520" cy="2222615"/>
-            <wp:docPr id="6" name="Picture 6"/>
+            <wp:docPr id="4" name="Picture 4"/>
             <wp:cNvGraphicFramePr>
               <a:graphicFrameLocks noChangeAspect="1"/>
             </wp:cNvGraphicFramePr>
@@ -650,7 +490,7 @@
                     <pic:cNvPicPr/>
                   </pic:nvPicPr>
                   <pic:blipFill>
-                    <a:blip r:embed="rId14"/>
+                    <a:blip r:embed="rId12"/>
                     <a:stretch>
                       <a:fillRect/>
                     </a:stretch>
@@ -689,7 +529,7 @@
         <w:rPr>
           <w:rFonts w:ascii="Yu Gothic" w:hAnsi="Yu Gothic"/>
         </w:rPr>
-        <w:t>花陽浴のフルーティ率37%、陽乃鳥・宮寒梅の甘口率44%が際立つ。一方、ランキング1位の十四代は辛口率わずか1.8%で、突出した偏りがなくバランスの良さが特徴だ。</w:t>
+        <w:t>花陽浴のフルーティ率37%、陽乃鳥・宮寒梅の甘口率44%が際立つ。一方、ランキング1位の十四代は辛口率わずか1.8%だが、甘口率もそれほど高くない、突出した偏りがなくバランスの良さが特徴だ。</w:t>
       </w:r>
     </w:p>
     <w:p>
@@ -716,7 +556,7 @@
         <w:drawing>
           <wp:inline xmlns:a="http://schemas.openxmlformats.org/drawingml/2006/main" xmlns:pic="http://schemas.openxmlformats.org/drawingml/2006/picture">
             <wp:extent cx="5303520" cy="1255754"/>
-            <wp:docPr id="7" name="Picture 7"/>
+            <wp:docPr id="5" name="Picture 5"/>
             <wp:cNvGraphicFramePr>
               <a:graphicFrameLocks noChangeAspect="1"/>
             </wp:cNvGraphicFramePr>
@@ -728,7 +568,7 @@
                     <pic:cNvPicPr/>
                   </pic:nvPicPr>
                   <pic:blipFill>
-                    <a:blip r:embed="rId15"/>
+                    <a:blip r:embed="rId13"/>
                     <a:stretch>
                       <a:fillRect/>
                     </a:stretch>
@@ -822,7 +662,7 @@
         <w:drawing>
           <wp:inline xmlns:a="http://schemas.openxmlformats.org/drawingml/2006/main" xmlns:pic="http://schemas.openxmlformats.org/drawingml/2006/picture">
             <wp:extent cx="5303520" cy="2626287"/>
-            <wp:docPr id="8" name="Picture 8"/>
+            <wp:docPr id="6" name="Picture 6"/>
             <wp:cNvGraphicFramePr>
               <a:graphicFrameLocks noChangeAspect="1"/>
             </wp:cNvGraphicFramePr>
@@ -834,7 +674,7 @@
                     <pic:cNvPicPr/>
                   </pic:nvPicPr>
                   <pic:blipFill>
-                    <a:blip r:embed="rId16"/>
+                    <a:blip r:embed="rId14"/>
                     <a:stretch>
                       <a:fillRect/>
                     </a:stretch>
@@ -944,7 +784,7 @@
         <w:drawing>
           <wp:inline xmlns:a="http://schemas.openxmlformats.org/drawingml/2006/main" xmlns:pic="http://schemas.openxmlformats.org/drawingml/2006/picture">
             <wp:extent cx="5303520" cy="2738286"/>
-            <wp:docPr id="9" name="Picture 9"/>
+            <wp:docPr id="7" name="Picture 7"/>
             <wp:cNvGraphicFramePr>
               <a:graphicFrameLocks noChangeAspect="1"/>
             </wp:cNvGraphicFramePr>
@@ -956,7 +796,7 @@
                     <pic:cNvPicPr/>
                   </pic:nvPicPr>
                   <pic:blipFill>
-                    <a:blip r:embed="rId17"/>
+                    <a:blip r:embed="rId15"/>
                     <a:stretch>
                       <a:fillRect/>
                     </a:stretch>
@@ -1018,7 +858,7 @@
           <w:color w:val="0F3460"/>
           <w:sz w:val="24"/>
         </w:rPr>
-        <w:t>甘口は王道として定着した。しかし辛口も復権しつつある。一方的なシフトではなく、多様化が進んでいるのかもしれない。</w:t>
+        <w:t>甘口は王道として定着した。しかし辛口も復権しつつある可能性も。一方的なシフトではなく、多様化が進んでいるのかもしれない。</w:t>
       </w:r>
     </w:p>
     <w:p>
@@ -1039,7 +879,7 @@
         <w:pStyle w:val="Heading1"/>
       </w:pPr>
       <w:r>
-        <w:t>補章：別のデータソースで裏付ける ― さけのわのフレーバー分析</w:t>
+        <w:t>第4章：「辛口の時代」は終わったのか？ ― 意外な答え</w:t>
       </w:r>
     </w:p>
     <w:p>
@@ -1047,237 +887,7 @@
         <w:rPr>
           <w:rFonts w:ascii="Yu Gothic" w:hAnsi="Yu Gothic"/>
         </w:rPr>
-        <w:t>ここまでの分析はすべてSAKETIMEのデータに基づいている。結論の妥当性を検証するため、独立したデータソースである「さけのわ」のデータでクロスチェックを行った。</w:t>
-      </w:r>
-    </w:p>
-    <w:p>
-      <w:r>
-        <w:rPr>
-          <w:rFonts w:ascii="Yu Gothic" w:hAnsi="Yu Gothic"/>
-        </w:rPr>
-        <w:t>さけのわは日本酒コミュニティアプリで、100万件以上のチェックイン記録を持つ。公式に公開されているAPIから、約3,100銘柄のフレーバーデータを取得できる。特に有用なのは、レビューテキストのNLP解析から算出された「フレーバーチャート」（華やか/芳醇/重厚/穏やか/軽快/ドライの6軸数値）と、銘柄ごとに付与されたフレーバータグ（141種類）だ。</w:t>
-      </w:r>
-    </w:p>
-    <w:p>
-      <w:pPr>
-        <w:spacing w:before="160" w:after="160"/>
-        <w:ind w:left="454"/>
-      </w:pPr>
-      <w:r>
-        <w:rPr>
-          <w:rFonts w:ascii="Yu Gothic" w:hAnsi="Yu Gothic"/>
-          <w:i/>
-          <w:color w:val="646464"/>
-          <w:sz w:val="19"/>
-        </w:rPr>
-        <w:t>【データの性質について】さけのわのフレーバータグはSAKETIMEのテイスト評価（甘い/辛いの排他的選択）とは性質が異なる。レビューテキストから抽出された特徴語の集積であり、1銘柄に平均9.4個のタグが付く。「甘味」と「辛口」が同時に付いている銘柄も30%存在する。したがって、タグの出現率はその味わいが言及される頻度を示すものであり、排他的な分類ではない。また、さけのわデータプロジェクト (https://sakenowa.com) のデータを加工して利用している。</w:t>
-      </w:r>
-    </w:p>
-    <w:p>
-      <w:pPr>
-        <w:jc w:val="center"/>
-      </w:pPr>
-      <w:r>
-        <w:drawing>
-          <wp:inline xmlns:a="http://schemas.openxmlformats.org/drawingml/2006/main" xmlns:pic="http://schemas.openxmlformats.org/drawingml/2006/picture">
-            <wp:extent cx="5303520" cy="2457576"/>
-            <wp:docPr id="10" name="Picture 10"/>
-            <wp:cNvGraphicFramePr>
-              <a:graphicFrameLocks noChangeAspect="1"/>
-            </wp:cNvGraphicFramePr>
-            <a:graphic>
-              <a:graphicData uri="http://schemas.openxmlformats.org/drawingml/2006/picture">
-                <pic:pic>
-                  <pic:nvPicPr>
-                    <pic:cNvPr id="0" name="fig12_sakenowa_analysis.png"/>
-                    <pic:cNvPicPr/>
-                  </pic:nvPicPr>
-                  <pic:blipFill>
-                    <a:blip r:embed="rId18"/>
-                    <a:stretch>
-                      <a:fillRect/>
-                    </a:stretch>
-                  </pic:blipFill>
-                  <pic:spPr>
-                    <a:xfrm>
-                      <a:off x="0" y="0"/>
-                      <a:ext cx="5303520" cy="2457576"/>
-                    </a:xfrm>
-                    <a:prstGeom prst="rect"/>
-                  </pic:spPr>
-                </pic:pic>
-              </a:graphicData>
-            </a:graphic>
-          </wp:inline>
-        </w:drawing>
-      </w:r>
-    </w:p>
-    <w:p>
-      <w:pPr>
-        <w:spacing w:after="320"/>
-        <w:jc w:val="center"/>
-      </w:pPr>
-      <w:r>
-        <w:rPr>
-          <w:rFonts w:ascii="Yu Gothic" w:hAnsi="Yu Gothic"/>
-          <w:i/>
-          <w:color w:val="646464"/>
-          <w:sz w:val="18"/>
-        </w:rPr>
-        <w:t>図：さけのわランキング帯別のフレーバータグ出現率（左）とフレーバーチャート6軸平均（右）</w:t>
-      </w:r>
-    </w:p>
-    <w:p>
-      <w:pPr>
-        <w:pStyle w:val="Heading2"/>
-      </w:pPr>
-      <w:r>
-        <w:t>フレーバーチャート6軸が語るもの</w:t>
-      </w:r>
-    </w:p>
-    <w:p>
-      <w:r>
-        <w:rPr>
-          <w:rFonts w:ascii="Yu Gothic" w:hAnsi="Yu Gothic"/>
-        </w:rPr>
-        <w:t>右のレーダーチャートは、ランキング帯別にフレーバーチャート6軸の平均値をプロットしたものだ。上位銘柄と圏外銘柄で形が明確に異なる。</w:t>
-      </w:r>
-    </w:p>
-    <w:p>
-      <w:pPr>
-        <w:pStyle w:val="ListBullet"/>
-      </w:pPr>
-      <w:r>
-        <w:rPr>
-          <w:rFonts w:ascii="Yu Gothic" w:hAnsi="Yu Gothic"/>
-        </w:rPr>
-        <w:t>華やか: 上位ほど高い（1-10位: 0.50 → 圏外: 0.35）。上位銘柄の最大の特徴は「華やかさ」にある</w:t>
-      </w:r>
-    </w:p>
-    <w:p>
-      <w:pPr>
-        <w:pStyle w:val="ListBullet"/>
-      </w:pPr>
-      <w:r>
-        <w:rPr>
-          <w:rFonts w:ascii="Yu Gothic" w:hAnsi="Yu Gothic"/>
-        </w:rPr>
-        <w:t>重厚: 上位ほど低い（1-10位: 0.24 → 圏外: 0.35）。SAKETIMEで見た「上位は芳醇ではなく軽め」という結論と完全に一致する</w:t>
-      </w:r>
-    </w:p>
-    <w:p>
-      <w:pPr>
-        <w:pStyle w:val="ListBullet"/>
-      </w:pPr>
-      <w:r>
-        <w:rPr>
-          <w:rFonts w:ascii="Yu Gothic" w:hAnsi="Yu Gothic"/>
-        </w:rPr>
-        <w:t>ドライ: 意外にも上位ほどやや高い（1-10位: 0.47 → 圏外: 0.39）。これは「辛口」とは異なる文脈で、キレの良さや洗練された味わいを反映している可能性がある</w:t>
-      </w:r>
-    </w:p>
-    <w:p>
-      <w:pPr>
-        <w:pStyle w:val="Heading2"/>
-      </w:pPr>
-      <w:r>
-        <w:t>フレーバータグが語るもの</w:t>
-      </w:r>
-    </w:p>
-    <w:p>
-      <w:r>
-        <w:rPr>
-          <w:rFonts w:ascii="Yu Gothic" w:hAnsi="Yu Gothic"/>
-        </w:rPr>
-        <w:t>左の棒グラフでは、主要なフレーバータグの出現率をランキング帯別に比較した。</w:t>
-      </w:r>
-    </w:p>
-    <w:p>
-      <w:pPr>
-        <w:pStyle w:val="ListBullet"/>
-      </w:pPr>
-      <w:r>
-        <w:rPr>
-          <w:rFonts w:ascii="Yu Gothic" w:hAnsi="Yu Gothic"/>
-        </w:rPr>
-        <w:t>辛口タグ: 1-10位で0%、51-100位で78%。SAKETIMEの分析（Top10で辛口率4%、下位で29%）と方向性が完全に一致</w:t>
-      </w:r>
-    </w:p>
-    <w:p>
-      <w:pPr>
-        <w:pStyle w:val="ListBullet"/>
-      </w:pPr>
-      <w:r>
-        <w:rPr>
-          <w:rFonts w:ascii="Yu Gothic" w:hAnsi="Yu Gothic"/>
-        </w:rPr>
-        <w:t>フルーティ: 1-10位で100%、圏外で33%。上位銘柄のフルーティ傾向がここでも裏付けられた</w:t>
-      </w:r>
-    </w:p>
-    <w:p>
-      <w:pPr>
-        <w:pStyle w:val="ListBullet"/>
-      </w:pPr>
-      <w:r>
-        <w:rPr>
-          <w:rFonts w:ascii="Yu Gothic" w:hAnsi="Yu Gothic"/>
-        </w:rPr>
-        <w:t>濃厚・コク: 上位ほど低い。「芳醇」が上位の特徴ではないことを再確認</w:t>
-      </w:r>
-    </w:p>
-    <w:p>
-      <w:pPr>
-        <w:pStyle w:val="ListBullet"/>
-      </w:pPr>
-      <w:r>
-        <w:rPr>
-          <w:rFonts w:ascii="Yu Gothic" w:hAnsi="Yu Gothic"/>
-        </w:rPr>
-        <w:t>バランス・フレッシュ・さわやか: 上位で突出して高い。上位銘柄の本質は「重さ」ではなく「調和とみずみずしさ」にある</w:t>
-      </w:r>
-    </w:p>
-    <w:p>
-      <w:pPr>
-        <w:spacing w:before="240" w:after="240"/>
-        <w:ind w:left="567"/>
-      </w:pPr>
-      <w:r>
-        <w:rPr>
-          <w:rFonts w:ascii="Yu Gothic" w:hAnsi="Yu Gothic"/>
-          <w:b/>
-          <w:color w:val="0F3460"/>
-          <w:sz w:val="24"/>
-        </w:rPr>
-        <w:t>独立したデータソースで、SAKETIMEの結論が裏付けられた。上位銘柄は「華やかでフルーティ、軽やかでバランスが良い」。辛口や濃厚は上位ほど少ない。</w:t>
-      </w:r>
-    </w:p>
-    <w:p>
-      <w:pPr>
-        <w:spacing w:before="320" w:after="320"/>
-        <w:jc w:val="center"/>
-      </w:pPr>
-      <w:r>
-        <w:rPr>
-          <w:color w:val="B4B4B4"/>
-          <w:sz w:val="28"/>
-        </w:rPr>
-        <w:t>― ― ―</w:t>
-      </w:r>
-    </w:p>
-    <w:p>
-      <w:pPr>
-        <w:pStyle w:val="Heading1"/>
-      </w:pPr>
-      <w:r>
-        <w:t>第4章：では「辛口の時代」は終わったのか？ ― 意外な答え</w:t>
-      </w:r>
-    </w:p>
-    <w:p>
-      <w:r>
-        <w:rPr>
-          <w:rFonts w:ascii="Yu Gothic" w:hAnsi="Yu Gothic"/>
-        </w:rPr>
-        <w:t>SAKETIMEとさけのわ、2つのデータソースから同じ傾向が確認された。では、もっと広い視点で見るとどうか。一般消費者はどう動いているのだろう。</w:t>
+        <w:t>SAKETIMEのデータからは、甘口の定着と辛口復権の兆しが見えた。では、もっと広い視点で見るとどうか。一般消費者はどう動いているのだろう。</w:t>
       </w:r>
     </w:p>
     <w:p>
@@ -1304,7 +914,7 @@
         <w:drawing>
           <wp:inline xmlns:a="http://schemas.openxmlformats.org/drawingml/2006/main" xmlns:pic="http://schemas.openxmlformats.org/drawingml/2006/picture">
             <wp:extent cx="5303520" cy="3967077"/>
-            <wp:docPr id="11" name="Picture 11"/>
+            <wp:docPr id="8" name="Picture 8"/>
             <wp:cNvGraphicFramePr>
               <a:graphicFrameLocks noChangeAspect="1"/>
             </wp:cNvGraphicFramePr>
@@ -1316,7 +926,7 @@
                     <pic:cNvPicPr/>
                   </pic:nvPicPr>
                   <pic:blipFill>
-                    <a:blip r:embed="rId19"/>
+                    <a:blip r:embed="rId16"/>
                     <a:stretch>
                       <a:fillRect/>
                     </a:stretch>
@@ -1556,7 +1166,262 @@
         <w:pStyle w:val="Heading1"/>
       </w:pPr>
       <w:r>
-        <w:t>分析手法について</w:t>
+        <w:t>参考</w:t>
+      </w:r>
+    </w:p>
+    <w:p>
+      <w:pPr>
+        <w:pStyle w:val="Heading2"/>
+      </w:pPr>
+      <w:r>
+        <w:t>SAKETIMEランキングの全体像</w:t>
+      </w:r>
+    </w:p>
+    <w:p>
+      <w:r>
+        <w:rPr>
+          <w:rFonts w:ascii="Yu Gothic" w:hAnsi="Yu Gothic"/>
+        </w:rPr>
+        <w:t>SAKETIMEには5,386銘柄がランキングされている。評価スコアの平均は3.18（5点満点）で、大半が3.0前後に集中。注目すべきは、レビュー数（対数スケール）と評価の相関が0.888と非常に高いこと。多くのレビューを集める銘柄ほど高評価を得ている。</w:t>
+      </w:r>
+    </w:p>
+    <w:p>
+      <w:pPr>
+        <w:jc w:val="center"/>
+      </w:pPr>
+      <w:r>
+        <w:drawing>
+          <wp:inline xmlns:a="http://schemas.openxmlformats.org/drawingml/2006/main" xmlns:pic="http://schemas.openxmlformats.org/drawingml/2006/picture">
+            <wp:extent cx="5303520" cy="3920490"/>
+            <wp:docPr id="9" name="Picture 9"/>
+            <wp:cNvGraphicFramePr>
+              <a:graphicFrameLocks noChangeAspect="1"/>
+            </wp:cNvGraphicFramePr>
+            <a:graphic>
+              <a:graphicData uri="http://schemas.openxmlformats.org/drawingml/2006/picture">
+                <pic:pic>
+                  <pic:nvPicPr>
+                    <pic:cNvPr id="0" name="fig1_rating_vs_reviews.png"/>
+                    <pic:cNvPicPr/>
+                  </pic:nvPicPr>
+                  <pic:blipFill>
+                    <a:blip r:embed="rId17"/>
+                    <a:stretch>
+                      <a:fillRect/>
+                    </a:stretch>
+                  </pic:blipFill>
+                  <pic:spPr>
+                    <a:xfrm>
+                      <a:off x="0" y="0"/>
+                      <a:ext cx="5303520" cy="3920490"/>
+                    </a:xfrm>
+                    <a:prstGeom prst="rect"/>
+                  </pic:spPr>
+                </pic:pic>
+              </a:graphicData>
+            </a:graphic>
+          </wp:inline>
+        </w:drawing>
+      </w:r>
+    </w:p>
+    <w:p>
+      <w:pPr>
+        <w:spacing w:after="320"/>
+        <w:jc w:val="center"/>
+      </w:pPr>
+      <w:r>
+        <w:rPr>
+          <w:rFonts w:ascii="Yu Gothic" w:hAnsi="Yu Gothic"/>
+          <w:i/>
+          <w:color w:val="646464"/>
+          <w:sz w:val="18"/>
+        </w:rPr>
+        <w:t>評価スコア vs レビュー数。上位10銘柄をラベル表示。</w:t>
+      </w:r>
+    </w:p>
+    <w:p>
+      <w:pPr>
+        <w:pStyle w:val="Heading2"/>
+      </w:pPr>
+      <w:r>
+        <w:t>特定名称による評価の違い</w:t>
+      </w:r>
+    </w:p>
+    <w:p>
+      <w:pPr>
+        <w:jc w:val="center"/>
+      </w:pPr>
+      <w:r>
+        <w:drawing>
+          <wp:inline xmlns:a="http://schemas.openxmlformats.org/drawingml/2006/main" xmlns:pic="http://schemas.openxmlformats.org/drawingml/2006/picture">
+            <wp:extent cx="5303520" cy="3160684"/>
+            <wp:docPr id="10" name="Picture 10"/>
+            <wp:cNvGraphicFramePr>
+              <a:graphicFrameLocks noChangeAspect="1"/>
+            </wp:cNvGraphicFramePr>
+            <a:graphic>
+              <a:graphicData uri="http://schemas.openxmlformats.org/drawingml/2006/picture">
+                <pic:pic>
+                  <pic:nvPicPr>
+                    <pic:cNvPr id="0" name="fig10_price_specname.png"/>
+                    <pic:cNvPicPr/>
+                  </pic:nvPicPr>
+                  <pic:blipFill>
+                    <a:blip r:embed="rId18"/>
+                    <a:stretch>
+                      <a:fillRect/>
+                    </a:stretch>
+                  </pic:blipFill>
+                  <pic:spPr>
+                    <a:xfrm>
+                      <a:off x="0" y="0"/>
+                      <a:ext cx="5303520" cy="3160684"/>
+                    </a:xfrm>
+                    <a:prstGeom prst="rect"/>
+                  </pic:spPr>
+                </pic:pic>
+              </a:graphicData>
+            </a:graphic>
+          </wp:inline>
+        </w:drawing>
+      </w:r>
+    </w:p>
+    <w:p>
+      <w:pPr>
+        <w:spacing w:after="320"/>
+        <w:jc w:val="center"/>
+      </w:pPr>
+      <w:r>
+        <w:rPr>
+          <w:rFonts w:ascii="Yu Gothic" w:hAnsi="Yu Gothic"/>
+          <w:i/>
+          <w:color w:val="646464"/>
+          <w:sz w:val="18"/>
+        </w:rPr>
+        <w:t>特定名称別の平均評価</w:t>
+      </w:r>
+    </w:p>
+    <w:p>
+      <w:r>
+        <w:rPr>
+          <w:rFonts w:ascii="Yu Gothic" w:hAnsi="Yu Gothic"/>
+        </w:rPr>
+        <w:t>特定名称酒のカテゴリーが評価にどう影響するかを見ておこう。純米大吟醸（4.16）が最も高く、純米吟醸（4.05）が続く。一方、本醸造（3.79）や普通酒（3.75）は相対的に低い。精米歩合が高く手間をかけた酒ほど高評価という、ある意味で順当な結果だ。ただし差は0.4ポイント程度であり、特定名称だけで評価が決まるわけではない。</w:t>
+      </w:r>
+    </w:p>
+    <w:p>
+      <w:pPr>
+        <w:pStyle w:val="Heading2"/>
+      </w:pPr>
+      <w:r>
+        <w:t>さけのわデータによる独立検証</w:t>
+      </w:r>
+    </w:p>
+    <w:p>
+      <w:r>
+        <w:rPr>
+          <w:rFonts w:ascii="Yu Gothic" w:hAnsi="Yu Gothic"/>
+        </w:rPr>
+        <w:t>本文の分析はすべてSAKETIMEのデータに基づいている。結論の妥当性を検証するため、独立したデータソースである「さけのわ」のデータでクロスチェックを行った。</w:t>
+      </w:r>
+    </w:p>
+    <w:p>
+      <w:r>
+        <w:rPr>
+          <w:rFonts w:ascii="Yu Gothic" w:hAnsi="Yu Gothic"/>
+        </w:rPr>
+        <w:t>さけのわは日本酒コミュニティアプリで、100万件以上のチェックイン記録を持つ。公式に公開されているAPIから、約3,100銘柄のフレーバーデータを取得できる。特に有用なのは、レビューテキストのNLP解析から算出された「フレーバーチャート」（華やか/芳醇/重厚/穏やか/軽快/ドライの6軸数値）と、銘柄ごとに付与されたフレーバータグ（141種類）だ。</w:t>
+      </w:r>
+    </w:p>
+    <w:p>
+      <w:pPr>
+        <w:jc w:val="center"/>
+      </w:pPr>
+      <w:r>
+        <w:drawing>
+          <wp:inline xmlns:a="http://schemas.openxmlformats.org/drawingml/2006/main" xmlns:pic="http://schemas.openxmlformats.org/drawingml/2006/picture">
+            <wp:extent cx="5303520" cy="2457576"/>
+            <wp:docPr id="11" name="Picture 11"/>
+            <wp:cNvGraphicFramePr>
+              <a:graphicFrameLocks noChangeAspect="1"/>
+            </wp:cNvGraphicFramePr>
+            <a:graphic>
+              <a:graphicData uri="http://schemas.openxmlformats.org/drawingml/2006/picture">
+                <pic:pic>
+                  <pic:nvPicPr>
+                    <pic:cNvPr id="0" name="fig12_sakenowa_analysis.png"/>
+                    <pic:cNvPicPr/>
+                  </pic:nvPicPr>
+                  <pic:blipFill>
+                    <a:blip r:embed="rId19"/>
+                    <a:stretch>
+                      <a:fillRect/>
+                    </a:stretch>
+                  </pic:blipFill>
+                  <pic:spPr>
+                    <a:xfrm>
+                      <a:off x="0" y="0"/>
+                      <a:ext cx="5303520" cy="2457576"/>
+                    </a:xfrm>
+                    <a:prstGeom prst="rect"/>
+                  </pic:spPr>
+                </pic:pic>
+              </a:graphicData>
+            </a:graphic>
+          </wp:inline>
+        </w:drawing>
+      </w:r>
+    </w:p>
+    <w:p>
+      <w:pPr>
+        <w:spacing w:after="320"/>
+        <w:jc w:val="center"/>
+      </w:pPr>
+      <w:r>
+        <w:rPr>
+          <w:rFonts w:ascii="Yu Gothic" w:hAnsi="Yu Gothic"/>
+          <w:i/>
+          <w:color w:val="646464"/>
+          <w:sz w:val="18"/>
+        </w:rPr>
+        <w:t>さけのわランキング帯別のフレーバータグ出現率（左）とフレーバーチャート6軸平均（右）</w:t>
+      </w:r>
+    </w:p>
+    <w:p>
+      <w:r>
+        <w:rPr>
+          <w:rFonts w:ascii="Yu Gothic" w:hAnsi="Yu Gothic"/>
+        </w:rPr>
+        <w:t>フレーバーチャート6軸を見ると、上位銘柄は「華やか」が高く（1-10位: 0.50 → 圏外: 0.35）、「重厚」が低い（1-10位: 0.24 → 圏外: 0.35）。SAKETIMEで見た「上位は芳醇ではなく軽め」という結論と完全に一致する。</w:t>
+      </w:r>
+    </w:p>
+    <w:p>
+      <w:r>
+        <w:rPr>
+          <w:rFonts w:ascii="Yu Gothic" w:hAnsi="Yu Gothic"/>
+        </w:rPr>
+        <w:t>フレーバータグでは、辛口タグが1-10位で0%なのに対し51-100位では78%に達する。フルーティは1-10位で100%、圏外で33%。独立したデータソースで、SAKETIMEの結論 ― 上位銘柄は「華やかでフルーティ、軽やかでバランスが良い」、辛口や濃厚は上位ほど少ない ― が裏付けられた。</w:t>
+      </w:r>
+    </w:p>
+    <w:p>
+      <w:pPr>
+        <w:spacing w:before="320" w:after="320"/>
+        <w:jc w:val="center"/>
+      </w:pPr>
+      <w:r>
+        <w:rPr>
+          <w:color w:val="B4B4B4"/>
+          <w:sz w:val="28"/>
+        </w:rPr>
+        <w:t>― ― ―</w:t>
+      </w:r>
+    </w:p>
+    <w:p>
+      <w:pPr>
+        <w:pStyle w:val="Heading1"/>
+      </w:pPr>
+      <w:r>
+        <w:t>分析手法とデータソースについて</w:t>
       </w:r>
     </w:p>
     <w:p>
@@ -1589,22 +1454,7 @@
         <w:rPr>
           <w:rFonts w:ascii="Yu Gothic" w:hAnsi="Yu Gothic"/>
         </w:rPr>
-        <w:t>さけのわデータ: さけのわデータプロジェクトAPI（約3,100銘柄のフレーバーチャート6軸・フレーバータグ141種）</w:t>
-      </w:r>
-    </w:p>
-    <w:p>
-      <w:pPr>
-        <w:spacing w:before="160" w:after="160"/>
-        <w:ind w:left="454"/>
-      </w:pPr>
-      <w:r>
-        <w:rPr>
-          <w:rFonts w:ascii="Yu Gothic" w:hAnsi="Yu Gothic"/>
-          <w:i/>
-          <w:color w:val="646464"/>
-          <w:sz w:val="19"/>
-        </w:rPr>
-        <w:t>【レビュアーの偏りについて】SAKETIMEの約37万件のレビューは4,625人のユーザーによって投稿されているが、その分布は極めて偏っている。最多投稿者は1人で約14,000件（全体の3.8%）を投稿しており、上位100人（全ユーザーの2.2%）が全レビューの37%を、上位500人（10.8%）が72%を占める。本分析の結果は、こうした一部のヘビーレビュアーの嗜好に強く影響されている可能性がある点に留意されたい。</w:t>
+        <w:t>さけのわデータ: さけのわデータプロジェクトAPI（約3,100銘柄のフレーバーチャート6軸・フレーバータグ141種）。さけのわデータ (https://sakenowa.com) のデータを加工して利用</w:t>
       </w:r>
     </w:p>
     <w:p>
@@ -1627,6 +1477,51 @@
           <w:rFonts w:ascii="Yu Gothic" w:hAnsi="Yu Gothic"/>
         </w:rPr>
         <w:t>検索トレンド: Google Trends（pytrends、地域:日本、2004年〜2025年）</w:t>
+      </w:r>
+    </w:p>
+    <w:p>
+      <w:pPr>
+        <w:spacing w:before="160" w:after="160"/>
+        <w:ind w:left="454"/>
+      </w:pPr>
+      <w:r>
+        <w:rPr>
+          <w:rFonts w:ascii="Yu Gothic" w:hAnsi="Yu Gothic"/>
+          <w:i/>
+          <w:color w:val="646464"/>
+          <w:sz w:val="19"/>
+        </w:rPr>
+        <w:t>【NDL Ngram Viewerについて】NDL Ngram Viewerのデータは全出版物における単語の出現頻度であり、日本酒の文脈に限定されていない。たとえば「辛口」には批評の「辛口コメント」、「甘口」にはカレーの「甘口」なども含まれる。日本酒固有の語である「淡麗」「吟醸」「純米」は比較的日本酒文脈に近いと考えられるが、厳密には他の用法も含まれる点に留意されたい。あくまで長期的なトレンドの参考値として解釈すべきデータである。</w:t>
+      </w:r>
+    </w:p>
+    <w:p>
+      <w:pPr>
+        <w:spacing w:before="160" w:after="160"/>
+        <w:ind w:left="454"/>
+      </w:pPr>
+      <w:r>
+        <w:rPr>
+          <w:rFonts w:ascii="Yu Gothic" w:hAnsi="Yu Gothic"/>
+          <w:i/>
+          <w:color w:val="646464"/>
+          <w:sz w:val="19"/>
+        </w:rPr>
+        <w:t>【さけのわフレーバータグについて】さけのわのフレーバータグはSAKETIMEのテイスト評価（甘い/辛いの排他的選択）とは性質が異なる。レビューテキストから抽出された特徴語の集積であり、1銘柄に平均9.4個のタグが付く。「甘味」と「辛口」が同時に付いている銘柄も30%存在する。タグの出現率はその味わいが言及される頻度を示すものであり、排他的な分類ではない。</w:t>
+      </w:r>
+    </w:p>
+    <w:p>
+      <w:pPr>
+        <w:spacing w:before="160" w:after="160"/>
+        <w:ind w:left="454"/>
+      </w:pPr>
+      <w:r>
+        <w:rPr>
+          <w:rFonts w:ascii="Yu Gothic" w:hAnsi="Yu Gothic"/>
+          <w:i/>
+          <w:color w:val="646464"/>
+          <w:sz w:val="19"/>
+        </w:rPr>
+        <w:t>【レビュアーの偏りについて】SAKETIMEの約37万件のレビューは4,625人のユーザーによって投稿されているが、その分布は極めて偏っている。最多投稿者は1人で約14,000件（全体の3.8%）を投稿しており、上位100人（全ユーザーの2.2%）が全レビューの37%を、上位500人（10.8%）が72%を占める。本分析の結果は、こうした一部のヘビーレビュアーの嗜好に強く影響されている可能性がある点に留意されたい。</w:t>
       </w:r>
     </w:p>
     <w:p>
